--- a/PradeepSharma_Resume_v3.docx
+++ b/PradeepSharma_Resume_v3.docx
@@ -240,8 +240,8 @@
           <w:rStyle w:val="JobdescriptionChar"/>
           <w:rFonts w:ascii="Tahoma" w:eastAsia="Calibri" w:hAnsi="Tahoma" w:cs="Tahoma"/>
           <w:color w:val="FFFFFF"/>
-          <w:sz w:val="20"/>
-          <w:szCs w:val="20"/>
+          <w:sz w:val="10"/>
+          <w:szCs w:val="10"/>
         </w:rPr>
       </w:pPr>
     </w:p>
@@ -280,8 +280,8 @@
         <w:rPr>
           <w:rFonts w:ascii="Tahoma" w:hAnsi="Tahoma" w:cs="Tahoma"/>
           <w:color w:val="0F4761" w:themeColor="accent1" w:themeShade="BF"/>
-          <w:sz w:val="20"/>
-          <w:szCs w:val="20"/>
+          <w:sz w:val="10"/>
+          <w:szCs w:val="10"/>
         </w:rPr>
       </w:pPr>
       <w:r>
@@ -291,7 +291,7 @@
           <w:sz w:val="22"/>
           <w:szCs w:val="22"/>
         </w:rPr>
-        <w:t xml:space="preserve">19+ Years </w:t>
+        <w:t xml:space="preserve">19 Years </w:t>
       </w:r>
       <w:r>
         <w:rPr>
@@ -466,11 +466,11 @@
     </w:p>
     <w:p>
       <w:pPr>
-        <w:rPr>
-          <w:rFonts w:ascii="Tahoma" w:hAnsi="Tahoma" w:cs="Tahoma"/>
-          <w:color w:val="0F4761" w:themeColor="accent1" w:themeShade="BF"/>
-          <w:sz w:val="22"/>
-          <w:szCs w:val="22"/>
+        <w:spacing w:line="300" w:lineRule="atLeast"/>
+        <w:rPr>
+          <w:rFonts w:ascii="Segoe UI" w:hAnsi="Segoe UI" w:cs="Segoe UI"/>
+          <w:sz w:val="21"/>
+          <w:szCs w:val="21"/>
         </w:rPr>
       </w:pPr>
       <w:r>
@@ -491,7 +491,60 @@
           <w:sz w:val="22"/>
           <w:szCs w:val="22"/>
         </w:rPr>
-        <w:t xml:space="preserve"> Architect, Engineering Manager, Product Owner, Project Manager, Scrum Master, L2/L3 Production Support &amp; Sustenance Engineer, Individual Contributor (IC)</w:t>
+        <w:t xml:space="preserve"> Architect, Engineering Manager, Product Owner, </w:t>
+      </w:r>
+      <w:r>
+        <w:rPr>
+          <w:rFonts w:ascii="Tahoma" w:hAnsi="Tahoma" w:cs="Tahoma"/>
+          <w:color w:val="0F4761" w:themeColor="accent1" w:themeShade="BF"/>
+          <w:sz w:val="22"/>
+          <w:szCs w:val="22"/>
+        </w:rPr>
+        <w:t>Senior Technical Manager</w:t>
+      </w:r>
+      <w:r>
+        <w:rPr>
+          <w:rFonts w:ascii="Tahoma" w:hAnsi="Tahoma" w:cs="Tahoma"/>
+          <w:color w:val="0F4761" w:themeColor="accent1" w:themeShade="BF"/>
+          <w:sz w:val="22"/>
+          <w:szCs w:val="22"/>
+        </w:rPr>
+        <w:t>,</w:t>
+      </w:r>
+      <w:r>
+        <w:rPr>
+          <w:rFonts w:ascii="Segoe UI" w:hAnsi="Segoe UI" w:cs="Segoe UI"/>
+          <w:sz w:val="21"/>
+          <w:szCs w:val="21"/>
+        </w:rPr>
+        <w:t xml:space="preserve"> </w:t>
+      </w:r>
+      <w:r>
+        <w:rPr>
+          <w:rFonts w:ascii="Tahoma" w:hAnsi="Tahoma" w:cs="Tahoma"/>
+          <w:color w:val="0F4761" w:themeColor="accent1" w:themeShade="BF"/>
+          <w:sz w:val="22"/>
+          <w:szCs w:val="22"/>
+        </w:rPr>
+        <w:t xml:space="preserve">Project Manager, Scrum Master, L2/L3 Production Support &amp; Sustenance </w:t>
+      </w:r>
+      <w:r>
+        <w:rPr>
+          <w:rFonts w:ascii="Tahoma" w:hAnsi="Tahoma" w:cs="Tahoma"/>
+          <w:color w:val="0F4761" w:themeColor="accent1" w:themeShade="BF"/>
+          <w:sz w:val="22"/>
+          <w:szCs w:val="22"/>
+        </w:rPr>
+        <w:t>Lead/</w:t>
+      </w:r>
+      <w:r>
+        <w:rPr>
+          <w:rFonts w:ascii="Tahoma" w:hAnsi="Tahoma" w:cs="Tahoma"/>
+          <w:color w:val="0F4761" w:themeColor="accent1" w:themeShade="BF"/>
+          <w:sz w:val="22"/>
+          <w:szCs w:val="22"/>
+        </w:rPr>
+        <w:t>Engineer, Individual Contributor (IC)</w:t>
       </w:r>
     </w:p>
     <w:p>
@@ -499,8 +552,8 @@
         <w:jc w:val="both"/>
         <w:rPr>
           <w:rFonts w:ascii="Segoe UI" w:hAnsi="Segoe UI" w:cs="Segoe UI"/>
-          <w:sz w:val="16"/>
-          <w:szCs w:val="16"/>
+          <w:sz w:val="10"/>
+          <w:szCs w:val="10"/>
         </w:rPr>
       </w:pPr>
     </w:p>
@@ -519,7 +572,7 @@
           <w:sz w:val="20"/>
           <w:szCs w:val="20"/>
         </w:rPr>
-        <w:t xml:space="preserve">Senior software engineering professional with 19+ years of </w:t>
+        <w:t xml:space="preserve">Senior software engineering professional with 19 years of </w:t>
       </w:r>
       <w:r>
         <w:rPr>
@@ -639,8 +692,8 @@
         <w:shd w:val="clear" w:color="auto" w:fill="FFFFFF"/>
         <w:rPr>
           <w:rFonts w:ascii="Segoe UI" w:hAnsi="Segoe UI" w:cs="Segoe UI"/>
-          <w:sz w:val="16"/>
-          <w:szCs w:val="16"/>
+          <w:sz w:val="6"/>
+          <w:szCs w:val="6"/>
         </w:rPr>
       </w:pPr>
     </w:p>
@@ -649,10 +702,9 @@
         <w:shd w:val="clear" w:color="auto" w:fill="FFFFFF"/>
         <w:jc w:val="both"/>
         <w:rPr>
-          <w:rFonts w:ascii="Menlo" w:hAnsi="Menlo" w:cs="Menlo"/>
-          <w:color w:val="3B3B3B"/>
-          <w:sz w:val="18"/>
-          <w:szCs w:val="18"/>
+          <w:rFonts w:ascii="Segoe UI" w:hAnsi="Segoe UI" w:cs="Segoe UI"/>
+          <w:sz w:val="20"/>
+          <w:szCs w:val="20"/>
         </w:rPr>
       </w:pPr>
       <w:r>
@@ -690,7 +742,23 @@
           <w:sz w:val="20"/>
           <w:szCs w:val="20"/>
         </w:rPr>
-        <w:t>watsonx</w:t>
+        <w:t>w</w:t>
+      </w:r>
+      <w:r>
+        <w:rPr>
+          <w:rFonts w:ascii="Segoe UI" w:hAnsi="Segoe UI" w:cs="Segoe UI"/>
+          <w:sz w:val="20"/>
+          <w:szCs w:val="20"/>
+        </w:rPr>
+        <w:t>atson</w:t>
+      </w:r>
+      <w:r>
+        <w:rPr>
+          <w:rFonts w:ascii="Segoe UI" w:hAnsi="Segoe UI" w:cs="Segoe UI"/>
+          <w:sz w:val="20"/>
+          <w:szCs w:val="20"/>
+        </w:rPr>
+        <w:t>X</w:t>
       </w:r>
       <w:proofErr w:type="spellEnd"/>
       <w:r>
@@ -700,6 +768,65 @@
           <w:szCs w:val="20"/>
         </w:rPr>
         <w:t>, Claude Code, GitHub Copilot, OpenAI Codex, and Cursor to accelerate Software Architecture, Design, Development, Code Generation, Troubleshooting, Root-Cause Analysis, Test Automation, Technical Documentation, Project Planning, Deployment, Production Support. Experienced in building and integrating Model Context Protocol (MCP) Servers, Developing AI Agents &amp; Tools, Automate Workflows, Developer Productivity Tools.</w:t>
+      </w:r>
+    </w:p>
+    <w:p>
+      <w:pPr>
+        <w:shd w:val="clear" w:color="auto" w:fill="FFFFFF"/>
+        <w:jc w:val="both"/>
+        <w:rPr>
+          <w:rFonts w:ascii="Segoe UI" w:hAnsi="Segoe UI" w:cs="Segoe UI"/>
+          <w:sz w:val="6"/>
+          <w:szCs w:val="6"/>
+        </w:rPr>
+      </w:pPr>
+    </w:p>
+    <w:p>
+      <w:pPr>
+        <w:shd w:val="clear" w:color="auto" w:fill="FFFFFF"/>
+        <w:jc w:val="both"/>
+        <w:rPr>
+          <w:rFonts w:ascii="Segoe UI" w:hAnsi="Segoe UI" w:cs="Segoe UI"/>
+          <w:sz w:val="20"/>
+          <w:szCs w:val="20"/>
+        </w:rPr>
+      </w:pPr>
+      <w:r>
+        <w:rPr>
+          <w:rFonts w:ascii="Segoe UI" w:hAnsi="Segoe UI" w:cs="Segoe UI"/>
+          <w:b/>
+          <w:bCs/>
+          <w:color w:val="156082" w:themeColor="accent1"/>
+          <w:sz w:val="20"/>
+          <w:szCs w:val="20"/>
+        </w:rPr>
+        <w:t>Security Engineering &amp; Product Security:</w:t>
+      </w:r>
+      <w:r>
+        <w:rPr>
+          <w:rFonts w:ascii="Segoe UI" w:hAnsi="Segoe UI" w:cs="Segoe UI"/>
+          <w:sz w:val="20"/>
+          <w:szCs w:val="20"/>
+        </w:rPr>
+        <w:t xml:space="preserve"> Application and Product Security, Secure SDLC, Secure Coding Practices, Threat </w:t>
+      </w:r>
+      <w:proofErr w:type="spellStart"/>
+      <w:r>
+        <w:rPr>
+          <w:rFonts w:ascii="Segoe UI" w:hAnsi="Segoe UI" w:cs="Segoe UI"/>
+          <w:sz w:val="20"/>
+          <w:szCs w:val="20"/>
+        </w:rPr>
+        <w:t>Modeling</w:t>
+      </w:r>
+      <w:proofErr w:type="spellEnd"/>
+      <w:r>
+        <w:rPr>
+          <w:rFonts w:ascii="Segoe UI" w:hAnsi="Segoe UI" w:cs="Segoe UI"/>
+          <w:sz w:val="20"/>
+          <w:szCs w:val="20"/>
+        </w:rPr>
+        <w:t>, Vulnerability Management, Static Application Security Testing (SAST), Dynamic Application Security Testing (DAST), Software Composition Analysis (SCA), Cryptography, PKI, TLS/SSL, X.509 Certificates, Certificate Lifecycle Management, Post-Quantum Cryptography (PQC), Quantum-Safe Cryptography, Security Hardening</w:t>
       </w:r>
     </w:p>
     <w:p>
@@ -710,8 +837,8 @@
           <w:rStyle w:val="JobdescriptionChar"/>
           <w:rFonts w:ascii="Tahoma" w:eastAsia="Calibri" w:hAnsi="Tahoma" w:cs="Tahoma"/>
           <w:color w:val="FFFFFF"/>
-          <w:sz w:val="20"/>
-          <w:szCs w:val="20"/>
+          <w:sz w:val="16"/>
+          <w:szCs w:val="16"/>
         </w:rPr>
       </w:pPr>
     </w:p>
@@ -796,8 +923,8 @@
         <w:pStyle w:val="Jobdescription"/>
         <w:rPr>
           <w:rFonts w:ascii="Tahoma" w:hAnsi="Tahoma" w:cs="Tahoma"/>
-          <w:sz w:val="4"/>
-          <w:szCs w:val="4"/>
+          <w:sz w:val="2"/>
+          <w:szCs w:val="2"/>
         </w:rPr>
       </w:pPr>
     </w:p>
@@ -845,7 +972,7 @@
           <w:bCs/>
           <w:color w:val="00B0F0"/>
         </w:rPr>
-        <w:t>This is my c</w:t>
+        <w:t>(M</w:t>
       </w:r>
       <w:r>
         <w:rPr>
@@ -854,15 +981,51 @@
           <w:bCs/>
           <w:color w:val="00B0F0"/>
         </w:rPr>
-        <w:t>urrent project @ IBM</w:t>
-      </w:r>
-    </w:p>
-    <w:p>
-      <w:pPr>
-        <w:rPr>
-          <w:rFonts w:ascii="Segoe UI" w:hAnsi="Segoe UI" w:cs="Segoe UI"/>
-          <w:sz w:val="10"/>
-          <w:szCs w:val="10"/>
+        <w:t>y c</w:t>
+      </w:r>
+      <w:r>
+        <w:rPr>
+          <w:rFonts w:ascii="Segoe UI" w:hAnsi="Segoe UI" w:cs="Segoe UI"/>
+          <w:b/>
+          <w:bCs/>
+          <w:color w:val="00B0F0"/>
+        </w:rPr>
+        <w:t xml:space="preserve">urrent </w:t>
+      </w:r>
+      <w:r>
+        <w:rPr>
+          <w:rFonts w:ascii="Segoe UI" w:hAnsi="Segoe UI" w:cs="Segoe UI"/>
+          <w:b/>
+          <w:bCs/>
+          <w:color w:val="00B0F0"/>
+        </w:rPr>
+        <w:t>assignments</w:t>
+      </w:r>
+      <w:r>
+        <w:rPr>
+          <w:rFonts w:ascii="Segoe UI" w:hAnsi="Segoe UI" w:cs="Segoe UI"/>
+          <w:b/>
+          <w:bCs/>
+          <w:color w:val="00B0F0"/>
+        </w:rPr>
+        <w:t xml:space="preserve"> @ IBM</w:t>
+      </w:r>
+      <w:r>
+        <w:rPr>
+          <w:rFonts w:ascii="Segoe UI" w:hAnsi="Segoe UI" w:cs="Segoe UI"/>
+          <w:b/>
+          <w:bCs/>
+          <w:color w:val="00B0F0"/>
+        </w:rPr>
+        <w:t>)</w:t>
+      </w:r>
+    </w:p>
+    <w:p>
+      <w:pPr>
+        <w:rPr>
+          <w:rFonts w:ascii="Segoe UI" w:hAnsi="Segoe UI" w:cs="Segoe UI"/>
+          <w:sz w:val="6"/>
+          <w:szCs w:val="6"/>
         </w:rPr>
       </w:pPr>
     </w:p>
@@ -893,8 +1056,8 @@
           <w:b/>
           <w:bCs/>
           <w:color w:val="3B3B3B"/>
-          <w:sz w:val="16"/>
-          <w:szCs w:val="16"/>
+          <w:sz w:val="6"/>
+          <w:szCs w:val="6"/>
         </w:rPr>
       </w:pPr>
     </w:p>
@@ -1003,8 +1166,8 @@
       <w:pPr>
         <w:rPr>
           <w:rFonts w:ascii="Segoe UI" w:hAnsi="Segoe UI" w:cs="Segoe UI"/>
-          <w:sz w:val="16"/>
-          <w:szCs w:val="16"/>
+          <w:sz w:val="6"/>
+          <w:szCs w:val="6"/>
         </w:rPr>
       </w:pPr>
     </w:p>
@@ -1110,8 +1273,8 @@
       <w:pPr>
         <w:rPr>
           <w:rFonts w:ascii="Segoe UI" w:hAnsi="Segoe UI" w:cs="Segoe UI"/>
-          <w:sz w:val="16"/>
-          <w:szCs w:val="16"/>
+          <w:sz w:val="6"/>
+          <w:szCs w:val="6"/>
         </w:rPr>
       </w:pPr>
     </w:p>
@@ -1170,7 +1333,7 @@
           <w:sz w:val="20"/>
           <w:szCs w:val="20"/>
         </w:rPr>
-        <w:t>Architecture, development, and sustenance of IBM Storage Protect (SP) and IBM Storage Protect Plus (SPP) enterprise data protection platforms.</w:t>
+        <w:t>Architecture, development, and sustenance of IBM Storage Protect (SP) and IBM Storage Protect Plus (SPP).</w:t>
       </w:r>
     </w:p>
     <w:p>
@@ -2153,7 +2316,36 @@
           <w:ilvl w:val="0"/>
           <w:numId w:val="33"/>
         </w:numPr>
-        <w:spacing w:before="100" w:beforeAutospacing="1" w:after="100" w:afterAutospacing="1"/>
+        <w:shd w:val="clear" w:color="auto" w:fill="FFFFFF"/>
+        <w:jc w:val="both"/>
+        <w:rPr>
+          <w:rFonts w:ascii="Segoe UI" w:hAnsi="Segoe UI" w:cs="Segoe UI"/>
+          <w:sz w:val="20"/>
+          <w:szCs w:val="20"/>
+        </w:rPr>
+      </w:pPr>
+      <w:r>
+        <w:rPr>
+          <w:rFonts w:ascii="Segoe UI" w:hAnsi="Segoe UI" w:cs="Segoe UI"/>
+          <w:sz w:val="20"/>
+          <w:szCs w:val="20"/>
+        </w:rPr>
+        <w:t>Collaborated with global technology teams to improve platform stability, scalability, and performance.</w:t>
+      </w:r>
+    </w:p>
+    <w:p>
+      <w:pPr>
+        <w:shd w:val="clear" w:color="auto" w:fill="FFFFFF"/>
+        <w:jc w:val="both"/>
+        <w:rPr>
+          <w:rFonts w:ascii="Segoe UI" w:hAnsi="Segoe UI" w:cs="Segoe UI"/>
+          <w:sz w:val="20"/>
+          <w:szCs w:val="20"/>
+        </w:rPr>
+      </w:pPr>
+    </w:p>
+    <w:p>
+      <w:pPr>
         <w:jc w:val="both"/>
         <w:rPr>
           <w:rFonts w:ascii="Segoe UI" w:hAnsi="Segoe UI" w:cs="Segoe UI"/>
@@ -2165,22 +2357,12 @@
       <w:r>
         <w:rPr>
           <w:rFonts w:ascii="Segoe UI" w:hAnsi="Segoe UI" w:cs="Segoe UI"/>
-          <w:sz w:val="20"/>
-          <w:szCs w:val="20"/>
-        </w:rPr>
-        <w:t>Collaborated with global technology teams to improve platform stability, scalability, and performance.</w:t>
-      </w:r>
-    </w:p>
-    <w:p>
-      <w:pPr>
-        <w:spacing w:line="300" w:lineRule="atLeast"/>
-        <w:rPr>
-          <w:rFonts w:ascii="Segoe UI" w:hAnsi="Segoe UI" w:cs="Segoe UI"/>
           <w:b/>
           <w:bCs/>
           <w:color w:val="156082" w:themeColor="accent1"/>
         </w:rPr>
-      </w:pPr>
+        <w:t xml:space="preserve">Domain-3: </w:t>
+      </w:r>
       <w:r>
         <w:rPr>
           <w:rFonts w:ascii="Segoe UI" w:hAnsi="Segoe UI" w:cs="Segoe UI"/>
@@ -2188,21 +2370,11 @@
           <w:bCs/>
           <w:color w:val="156082" w:themeColor="accent1"/>
         </w:rPr>
-        <w:t xml:space="preserve">Domain-3: </w:t>
-      </w:r>
-      <w:r>
-        <w:rPr>
-          <w:rFonts w:ascii="Segoe UI" w:hAnsi="Segoe UI" w:cs="Segoe UI"/>
-          <w:b/>
-          <w:bCs/>
-          <w:color w:val="156082" w:themeColor="accent1"/>
-        </w:rPr>
         <w:t>Software Application Development (Device, Asset, Security, Signage &amp; Gaming)</w:t>
       </w:r>
     </w:p>
     <w:p>
       <w:pPr>
-        <w:jc w:val="both"/>
         <w:rPr>
           <w:rFonts w:ascii="Segoe UI" w:hAnsi="Segoe UI" w:cs="Segoe UI"/>
           <w:sz w:val="10"/>
@@ -2212,20 +2384,27 @@
     </w:p>
     <w:p>
       <w:pPr>
-        <w:jc w:val="both"/>
-        <w:rPr>
-          <w:rFonts w:ascii="Segoe UI" w:hAnsi="Segoe UI" w:cs="Segoe UI"/>
-          <w:sz w:val="21"/>
-          <w:szCs w:val="21"/>
-        </w:rPr>
-      </w:pPr>
-      <w:r>
-        <w:rPr>
-          <w:rFonts w:ascii="Segoe UI" w:hAnsi="Segoe UI" w:cs="Segoe UI"/>
-          <w:sz w:val="20"/>
-          <w:szCs w:val="20"/>
-        </w:rPr>
-        <w:t>Product Engineering</w:t>
+        <w:rPr>
+          <w:rFonts w:ascii="Segoe UI" w:hAnsi="Segoe UI" w:cs="Segoe UI"/>
+          <w:sz w:val="20"/>
+          <w:szCs w:val="20"/>
+        </w:rPr>
+      </w:pPr>
+      <w:r>
+        <w:rPr>
+          <w:rFonts w:ascii="Segoe UI" w:hAnsi="Segoe UI" w:cs="Segoe UI"/>
+          <w:sz w:val="20"/>
+          <w:szCs w:val="20"/>
+        </w:rPr>
+        <w:t xml:space="preserve">Product </w:t>
+      </w:r>
+      <w:r>
+        <w:rPr>
+          <w:rFonts w:ascii="Segoe UI" w:hAnsi="Segoe UI" w:cs="Segoe UI"/>
+          <w:sz w:val="20"/>
+          <w:szCs w:val="20"/>
+        </w:rPr>
+        <w:t>Engineering</w:t>
       </w:r>
       <w:r>
         <w:rPr>
@@ -2286,8 +2465,6 @@
     </w:p>
     <w:p>
       <w:pPr>
-        <w:shd w:val="clear" w:color="auto" w:fill="FFFFFF"/>
-        <w:jc w:val="both"/>
         <w:rPr>
           <w:rFonts w:ascii="Segoe UI" w:hAnsi="Segoe UI" w:cs="Segoe UI"/>
           <w:b/>
@@ -2300,8 +2477,6 @@
     </w:p>
     <w:p>
       <w:pPr>
-        <w:shd w:val="clear" w:color="auto" w:fill="FFFFFF"/>
-        <w:jc w:val="both"/>
         <w:rPr>
           <w:rFonts w:ascii="Segoe UI" w:hAnsi="Segoe UI" w:cs="Segoe UI"/>
           <w:sz w:val="20"/>
@@ -2317,7 +2492,18 @@
           <w:sz w:val="20"/>
           <w:szCs w:val="20"/>
         </w:rPr>
-        <w:t>Domain Keywords</w:t>
+        <w:t>Domain</w:t>
+      </w:r>
+      <w:r>
+        <w:rPr>
+          <w:rFonts w:ascii="Segoe UI" w:hAnsi="Segoe UI" w:cs="Segoe UI"/>
+          <w:b/>
+          <w:bCs/>
+          <w:color w:val="156082" w:themeColor="accent1"/>
+          <w:sz w:val="20"/>
+          <w:szCs w:val="20"/>
+        </w:rPr>
+        <w:t xml:space="preserve"> Keywords</w:t>
       </w:r>
       <w:r>
         <w:rPr>
@@ -2749,67 +2935,13 @@
     <w:p>
       <w:pPr>
         <w:pStyle w:val="ListParagraph"/>
-        <w:numPr>
-          <w:ilvl w:val="0"/>
-          <w:numId w:val="36"/>
-        </w:numPr>
-        <w:rPr>
-          <w:rFonts w:ascii="Segoe UI" w:hAnsi="Segoe UI" w:cs="Segoe UI"/>
-          <w:sz w:val="20"/>
-          <w:szCs w:val="20"/>
-        </w:rPr>
-      </w:pPr>
-      <w:r>
-        <w:rPr>
-          <w:rFonts w:ascii="Segoe UI" w:hAnsi="Segoe UI" w:cs="Segoe UI"/>
-          <w:i/>
-          <w:iCs/>
-          <w:color w:val="215E99" w:themeColor="text2" w:themeTint="BF"/>
-          <w:sz w:val="20"/>
-          <w:szCs w:val="20"/>
-        </w:rPr>
-        <w:t>Cross-Platform Development:</w:t>
-      </w:r>
-      <w:r>
-        <w:rPr>
-          <w:rFonts w:ascii="Segoe UI" w:hAnsi="Segoe UI" w:cs="Segoe UI"/>
-          <w:sz w:val="20"/>
-          <w:szCs w:val="20"/>
-        </w:rPr>
-        <w:t xml:space="preserve"> Developed and sustained applications across Windows, macOS, and Linux using C/C++, Modern C++, </w:t>
-      </w:r>
-      <w:r>
-        <w:rPr>
-          <w:rFonts w:ascii="Segoe UI" w:hAnsi="Segoe UI" w:cs="Segoe UI"/>
-          <w:sz w:val="20"/>
-          <w:szCs w:val="20"/>
-        </w:rPr>
-        <w:t xml:space="preserve">Windows Programming, </w:t>
-      </w:r>
-      <w:r>
-        <w:rPr>
-          <w:rFonts w:ascii="Segoe UI" w:hAnsi="Segoe UI" w:cs="Segoe UI"/>
-          <w:sz w:val="20"/>
-          <w:szCs w:val="20"/>
-        </w:rPr>
-        <w:t>Win32</w:t>
-      </w:r>
-      <w:r>
-        <w:rPr>
-          <w:rFonts w:ascii="Segoe UI" w:hAnsi="Segoe UI" w:cs="Segoe UI"/>
-          <w:sz w:val="20"/>
-          <w:szCs w:val="20"/>
-        </w:rPr>
-        <w:t xml:space="preserve"> API</w:t>
-      </w:r>
-      <w:r>
-        <w:rPr>
-          <w:rFonts w:ascii="Segoe UI" w:hAnsi="Segoe UI" w:cs="Segoe UI"/>
-          <w:sz w:val="20"/>
-          <w:szCs w:val="20"/>
-        </w:rPr>
-        <w:t>, COM/ATL, MFC, .NET, and Python.</w:t>
-      </w:r>
+        <w:ind w:left="360"/>
+        <w:rPr>
+          <w:rFonts w:ascii="Segoe UI" w:hAnsi="Segoe UI" w:cs="Segoe UI"/>
+          <w:sz w:val="6"/>
+          <w:szCs w:val="6"/>
+        </w:rPr>
+      </w:pPr>
     </w:p>
     <w:p>
       <w:pPr>
@@ -2833,26 +2965,57 @@
           <w:sz w:val="20"/>
           <w:szCs w:val="20"/>
         </w:rPr>
-        <w:t>Device &amp; Asset Management</w:t>
-      </w:r>
-      <w:r>
-        <w:rPr>
-          <w:rFonts w:ascii="Segoe UI" w:hAnsi="Segoe UI" w:cs="Segoe UI"/>
-          <w:i/>
-          <w:iCs/>
-          <w:sz w:val="20"/>
-          <w:szCs w:val="20"/>
-        </w:rPr>
-        <w:t>:</w:t>
-      </w:r>
-      <w:r>
-        <w:rPr>
-          <w:rFonts w:ascii="Segoe UI" w:hAnsi="Segoe UI" w:cs="Segoe UI"/>
-          <w:sz w:val="20"/>
-          <w:szCs w:val="20"/>
-        </w:rPr>
-        <w:t xml:space="preserve"> Delivered device lifecycle management, endpoint administration, and asset management solutions.</w:t>
-      </w:r>
+        <w:t>Cross-Platform Development:</w:t>
+      </w:r>
+      <w:r>
+        <w:rPr>
+          <w:rFonts w:ascii="Segoe UI" w:hAnsi="Segoe UI" w:cs="Segoe UI"/>
+          <w:sz w:val="20"/>
+          <w:szCs w:val="20"/>
+        </w:rPr>
+        <w:t xml:space="preserve"> Developed and sustained applications across Windows, macOS, and Linux using C/C++, Modern C++, </w:t>
+      </w:r>
+      <w:r>
+        <w:rPr>
+          <w:rFonts w:ascii="Segoe UI" w:hAnsi="Segoe UI" w:cs="Segoe UI"/>
+          <w:sz w:val="20"/>
+          <w:szCs w:val="20"/>
+        </w:rPr>
+        <w:t xml:space="preserve">Windows Programming, </w:t>
+      </w:r>
+      <w:r>
+        <w:rPr>
+          <w:rFonts w:ascii="Segoe UI" w:hAnsi="Segoe UI" w:cs="Segoe UI"/>
+          <w:sz w:val="20"/>
+          <w:szCs w:val="20"/>
+        </w:rPr>
+        <w:t>Win32</w:t>
+      </w:r>
+      <w:r>
+        <w:rPr>
+          <w:rFonts w:ascii="Segoe UI" w:hAnsi="Segoe UI" w:cs="Segoe UI"/>
+          <w:sz w:val="20"/>
+          <w:szCs w:val="20"/>
+        </w:rPr>
+        <w:t xml:space="preserve"> API</w:t>
+      </w:r>
+      <w:r>
+        <w:rPr>
+          <w:rFonts w:ascii="Segoe UI" w:hAnsi="Segoe UI" w:cs="Segoe UI"/>
+          <w:sz w:val="20"/>
+          <w:szCs w:val="20"/>
+        </w:rPr>
+        <w:t>, COM/ATL, MFC, .NET, and Python.</w:t>
+      </w:r>
+    </w:p>
+    <w:p>
+      <w:pPr>
+        <w:rPr>
+          <w:rFonts w:ascii="Segoe UI" w:hAnsi="Segoe UI" w:cs="Segoe UI"/>
+          <w:sz w:val="6"/>
+          <w:szCs w:val="6"/>
+        </w:rPr>
+      </w:pPr>
     </w:p>
     <w:p>
       <w:pPr>
@@ -2876,25 +3039,35 @@
           <w:sz w:val="20"/>
           <w:szCs w:val="20"/>
         </w:rPr>
-        <w:t>Enterprise Security:</w:t>
-      </w:r>
-      <w:r>
-        <w:rPr>
-          <w:rFonts w:ascii="Segoe UI" w:hAnsi="Segoe UI" w:cs="Segoe UI"/>
-          <w:color w:val="215E99" w:themeColor="text2" w:themeTint="BF"/>
-          <w:sz w:val="20"/>
-          <w:szCs w:val="20"/>
-        </w:rPr>
-        <w:t xml:space="preserve"> </w:t>
-      </w:r>
-      <w:r>
-        <w:rPr>
-          <w:rFonts w:ascii="Segoe UI" w:hAnsi="Segoe UI" w:cs="Segoe UI"/>
-          <w:sz w:val="20"/>
-          <w:szCs w:val="20"/>
-        </w:rPr>
-        <w:t>Developed and maintained endpoint security and enterprise security software.</w:t>
-      </w:r>
+        <w:t>Device &amp; Asset Management</w:t>
+      </w:r>
+      <w:r>
+        <w:rPr>
+          <w:rFonts w:ascii="Segoe UI" w:hAnsi="Segoe UI" w:cs="Segoe UI"/>
+          <w:i/>
+          <w:iCs/>
+          <w:sz w:val="20"/>
+          <w:szCs w:val="20"/>
+        </w:rPr>
+        <w:t>:</w:t>
+      </w:r>
+      <w:r>
+        <w:rPr>
+          <w:rFonts w:ascii="Segoe UI" w:hAnsi="Segoe UI" w:cs="Segoe UI"/>
+          <w:sz w:val="20"/>
+          <w:szCs w:val="20"/>
+        </w:rPr>
+        <w:t xml:space="preserve"> Device lifecycle management, endpoint administration, and asset management solutions.</w:t>
+      </w:r>
+    </w:p>
+    <w:p>
+      <w:pPr>
+        <w:rPr>
+          <w:rFonts w:ascii="Segoe UI" w:hAnsi="Segoe UI" w:cs="Segoe UI"/>
+          <w:sz w:val="6"/>
+          <w:szCs w:val="6"/>
+        </w:rPr>
+      </w:pPr>
     </w:p>
     <w:p>
       <w:pPr>
@@ -2918,7 +3091,7 @@
           <w:sz w:val="20"/>
           <w:szCs w:val="20"/>
         </w:rPr>
-        <w:t>Infrastructure Monitoring:</w:t>
+        <w:t>Enterprise Security:</w:t>
       </w:r>
       <w:r>
         <w:rPr>
@@ -2935,26 +3108,17 @@
           <w:sz w:val="20"/>
           <w:szCs w:val="20"/>
         </w:rPr>
-        <w:t xml:space="preserve">Built monitoring and remote administration capabilities using WMI, CIM, WBEM, and </w:t>
-      </w:r>
-      <w:proofErr w:type="spellStart"/>
-      <w:r>
-        <w:rPr>
-          <w:rFonts w:ascii="Segoe UI" w:hAnsi="Segoe UI" w:cs="Segoe UI"/>
-          <w:sz w:val="20"/>
-          <w:szCs w:val="20"/>
-        </w:rPr>
-        <w:t>WinRM</w:t>
-      </w:r>
-      <w:proofErr w:type="spellEnd"/>
-      <w:r>
-        <w:rPr>
-          <w:rFonts w:ascii="Segoe UI" w:hAnsi="Segoe UI" w:cs="Segoe UI"/>
-          <w:sz w:val="20"/>
-          <w:szCs w:val="20"/>
-        </w:rPr>
-        <w:t>.</w:t>
-      </w:r>
+        <w:t>Developed and maintained endpoint security and enterprise security software.</w:t>
+      </w:r>
+    </w:p>
+    <w:p>
+      <w:pPr>
+        <w:rPr>
+          <w:rFonts w:ascii="Segoe UI" w:hAnsi="Segoe UI" w:cs="Segoe UI"/>
+          <w:sz w:val="6"/>
+          <w:szCs w:val="6"/>
+        </w:rPr>
+      </w:pPr>
     </w:p>
     <w:p>
       <w:pPr>
@@ -2978,7 +3142,7 @@
           <w:sz w:val="20"/>
           <w:szCs w:val="20"/>
         </w:rPr>
-        <w:t>Cloud-Connected Solutions:</w:t>
+        <w:t>Infrastructure Monitoring:</w:t>
       </w:r>
       <w:r>
         <w:rPr>
@@ -2995,8 +3159,35 @@
           <w:sz w:val="20"/>
           <w:szCs w:val="20"/>
         </w:rPr>
-        <w:t>Contributed to cloud-based device monitoring, firmware management, and enterprise applications.</w:t>
-      </w:r>
+        <w:t xml:space="preserve">Built monitoring and remote administration capabilities using WMI, CIM, WBEM, and </w:t>
+      </w:r>
+      <w:proofErr w:type="spellStart"/>
+      <w:r>
+        <w:rPr>
+          <w:rFonts w:ascii="Segoe UI" w:hAnsi="Segoe UI" w:cs="Segoe UI"/>
+          <w:sz w:val="20"/>
+          <w:szCs w:val="20"/>
+        </w:rPr>
+        <w:t>WinRM</w:t>
+      </w:r>
+      <w:proofErr w:type="spellEnd"/>
+      <w:r>
+        <w:rPr>
+          <w:rFonts w:ascii="Segoe UI" w:hAnsi="Segoe UI" w:cs="Segoe UI"/>
+          <w:sz w:val="20"/>
+          <w:szCs w:val="20"/>
+        </w:rPr>
+        <w:t>.</w:t>
+      </w:r>
+    </w:p>
+    <w:p>
+      <w:pPr>
+        <w:rPr>
+          <w:rFonts w:ascii="Segoe UI" w:hAnsi="Segoe UI" w:cs="Segoe UI"/>
+          <w:sz w:val="6"/>
+          <w:szCs w:val="6"/>
+        </w:rPr>
+      </w:pPr>
     </w:p>
     <w:p>
       <w:pPr>
@@ -3020,16 +3211,24 @@
           <w:sz w:val="20"/>
           <w:szCs w:val="20"/>
         </w:rPr>
-        <w:lastRenderedPageBreak/>
-        <w:t>Digital Signage &amp; Gaming:</w:t>
-      </w:r>
-      <w:r>
-        <w:rPr>
-          <w:rFonts w:ascii="Segoe UI" w:hAnsi="Segoe UI" w:cs="Segoe UI"/>
-          <w:sz w:val="20"/>
-          <w:szCs w:val="20"/>
-        </w:rPr>
-        <w:t xml:space="preserve"> Developed and sustained software for digital signage and gaming platforms.</w:t>
+        <w:t>Cloud-Connected Solutions:</w:t>
+      </w:r>
+      <w:r>
+        <w:rPr>
+          <w:rFonts w:ascii="Segoe UI" w:hAnsi="Segoe UI" w:cs="Segoe UI"/>
+          <w:color w:val="215E99" w:themeColor="text2" w:themeTint="BF"/>
+          <w:sz w:val="20"/>
+          <w:szCs w:val="20"/>
+        </w:rPr>
+        <w:t xml:space="preserve"> </w:t>
+      </w:r>
+      <w:r>
+        <w:rPr>
+          <w:rFonts w:ascii="Segoe UI" w:hAnsi="Segoe UI" w:cs="Segoe UI"/>
+          <w:sz w:val="20"/>
+          <w:szCs w:val="20"/>
+        </w:rPr>
+        <w:t>Cloud-based device monitoring, firmware management, and enterprise applications.</w:t>
       </w:r>
     </w:p>
     <w:p>
@@ -3054,16 +3253,26 @@
           <w:sz w:val="20"/>
           <w:szCs w:val="20"/>
         </w:rPr>
-        <w:t>Performance &amp; Concurrency:</w:t>
-      </w:r>
-      <w:r>
-        <w:rPr>
-          <w:rFonts w:ascii="Segoe UI" w:hAnsi="Segoe UI" w:cs="Segoe UI"/>
-          <w:sz w:val="20"/>
-          <w:szCs w:val="20"/>
-        </w:rPr>
-        <w:t xml:space="preserve"> Applied multithreading, performance optimization, and systems programming to improve application efficiency.</w:t>
-      </w:r>
+        <w:lastRenderedPageBreak/>
+        <w:t>Digital Signage &amp; Gaming:</w:t>
+      </w:r>
+      <w:r>
+        <w:rPr>
+          <w:rFonts w:ascii="Segoe UI" w:hAnsi="Segoe UI" w:cs="Segoe UI"/>
+          <w:sz w:val="20"/>
+          <w:szCs w:val="20"/>
+        </w:rPr>
+        <w:t xml:space="preserve"> Developed and sustained software for digital signage and gaming platforms.</w:t>
+      </w:r>
+    </w:p>
+    <w:p>
+      <w:pPr>
+        <w:rPr>
+          <w:rFonts w:ascii="Segoe UI" w:hAnsi="Segoe UI" w:cs="Segoe UI"/>
+          <w:sz w:val="6"/>
+          <w:szCs w:val="6"/>
+        </w:rPr>
+      </w:pPr>
     </w:p>
     <w:p>
       <w:pPr>
@@ -3087,16 +3296,25 @@
           <w:sz w:val="20"/>
           <w:szCs w:val="20"/>
         </w:rPr>
-        <w:t>Production Debugging:</w:t>
-      </w:r>
-      <w:r>
-        <w:rPr>
-          <w:rFonts w:ascii="Segoe UI" w:hAnsi="Segoe UI" w:cs="Segoe UI"/>
-          <w:sz w:val="20"/>
-          <w:szCs w:val="20"/>
-        </w:rPr>
-        <w:t xml:space="preserve"> Resolved complex production issues through systematic troubleshooting and root-cause analysis.</w:t>
-      </w:r>
+        <w:t>Performance &amp; Concurrency:</w:t>
+      </w:r>
+      <w:r>
+        <w:rPr>
+          <w:rFonts w:ascii="Segoe UI" w:hAnsi="Segoe UI" w:cs="Segoe UI"/>
+          <w:sz w:val="20"/>
+          <w:szCs w:val="20"/>
+        </w:rPr>
+        <w:t xml:space="preserve"> Applied multithreading, performance optimization, and systems programming to improve application efficiency.</w:t>
+      </w:r>
+    </w:p>
+    <w:p>
+      <w:pPr>
+        <w:rPr>
+          <w:rFonts w:ascii="Segoe UI" w:hAnsi="Segoe UI" w:cs="Segoe UI"/>
+          <w:sz w:val="6"/>
+          <w:szCs w:val="6"/>
+        </w:rPr>
+      </w:pPr>
     </w:p>
     <w:p>
       <w:pPr>
@@ -3120,16 +3338,25 @@
           <w:sz w:val="20"/>
           <w:szCs w:val="20"/>
         </w:rPr>
-        <w:t>Automation &amp; Quality:</w:t>
-      </w:r>
-      <w:r>
-        <w:rPr>
-          <w:rFonts w:ascii="Segoe UI" w:hAnsi="Segoe UI" w:cs="Segoe UI"/>
-          <w:sz w:val="20"/>
-          <w:szCs w:val="20"/>
-        </w:rPr>
-        <w:t xml:space="preserve"> Leveraged scripting and test automation to improve engineering efficiency and software quality.</w:t>
-      </w:r>
+        <w:t>Production Debugging:</w:t>
+      </w:r>
+      <w:r>
+        <w:rPr>
+          <w:rFonts w:ascii="Segoe UI" w:hAnsi="Segoe UI" w:cs="Segoe UI"/>
+          <w:sz w:val="20"/>
+          <w:szCs w:val="20"/>
+        </w:rPr>
+        <w:t xml:space="preserve"> Resolved complex production issues through systematic troubleshooting and root-cause analysis.</w:t>
+      </w:r>
+    </w:p>
+    <w:p>
+      <w:pPr>
+        <w:rPr>
+          <w:rFonts w:ascii="Segoe UI" w:hAnsi="Segoe UI" w:cs="Segoe UI"/>
+          <w:sz w:val="6"/>
+          <w:szCs w:val="6"/>
+        </w:rPr>
+      </w:pPr>
     </w:p>
     <w:p>
       <w:pPr>
@@ -3153,6 +3380,48 @@
           <w:sz w:val="20"/>
           <w:szCs w:val="20"/>
         </w:rPr>
+        <w:t>Automation &amp; Quality:</w:t>
+      </w:r>
+      <w:r>
+        <w:rPr>
+          <w:rFonts w:ascii="Segoe UI" w:hAnsi="Segoe UI" w:cs="Segoe UI"/>
+          <w:sz w:val="20"/>
+          <w:szCs w:val="20"/>
+        </w:rPr>
+        <w:t xml:space="preserve"> Leveraged scripting and test automation to improve engineering efficiency and software quality.</w:t>
+      </w:r>
+    </w:p>
+    <w:p>
+      <w:pPr>
+        <w:rPr>
+          <w:rFonts w:ascii="Segoe UI" w:hAnsi="Segoe UI" w:cs="Segoe UI"/>
+          <w:sz w:val="6"/>
+          <w:szCs w:val="6"/>
+        </w:rPr>
+      </w:pPr>
+    </w:p>
+    <w:p>
+      <w:pPr>
+        <w:pStyle w:val="ListParagraph"/>
+        <w:numPr>
+          <w:ilvl w:val="0"/>
+          <w:numId w:val="36"/>
+        </w:numPr>
+        <w:rPr>
+          <w:rFonts w:ascii="Segoe UI" w:hAnsi="Segoe UI" w:cs="Segoe UI"/>
+          <w:sz w:val="20"/>
+          <w:szCs w:val="20"/>
+        </w:rPr>
+      </w:pPr>
+      <w:r>
+        <w:rPr>
+          <w:rFonts w:ascii="Segoe UI" w:hAnsi="Segoe UI" w:cs="Segoe UI"/>
+          <w:i/>
+          <w:iCs/>
+          <w:color w:val="215E99" w:themeColor="text2" w:themeTint="BF"/>
+          <w:sz w:val="20"/>
+          <w:szCs w:val="20"/>
+        </w:rPr>
         <w:t>End-to-End Product Engineering:</w:t>
       </w:r>
       <w:r>
@@ -3163,6 +3432,15 @@
         </w:rPr>
         <w:t xml:space="preserve"> Managed activities across requirements, design, development, testing, release, and product sustenance.</w:t>
       </w:r>
+    </w:p>
+    <w:p>
+      <w:pPr>
+        <w:rPr>
+          <w:rFonts w:ascii="Segoe UI" w:hAnsi="Segoe UI" w:cs="Segoe UI"/>
+          <w:sz w:val="6"/>
+          <w:szCs w:val="6"/>
+        </w:rPr>
+      </w:pPr>
     </w:p>
     <w:p>
       <w:pPr>
@@ -3389,6 +3667,14 @@
         </w:rPr>
         <w:t>System Architecture, Application Architecture, Distributed Systems, OOAD, Design Patterns, HLD/LLD, Scalability, Reliability Engineering, Code Reviews, Refactoring, Test Automation</w:t>
       </w:r>
+      <w:r>
+        <w:rPr>
+          <w:rFonts w:ascii="Segoe UI" w:hAnsi="Segoe UI" w:cs="Segoe UI"/>
+          <w:sz w:val="20"/>
+          <w:szCs w:val="20"/>
+        </w:rPr>
+        <w:t>.</w:t>
+      </w:r>
     </w:p>
     <w:p>
       <w:pPr>
@@ -3441,6 +3727,14 @@
         </w:rPr>
         <w:t>, GDB, Production Debugging, Root Cause Analysis, Crash Analysis, Performance Profiling,  Performance Tuning, Memory Leak Analysis, Customer Escalation Management, Product Sustenance</w:t>
       </w:r>
+      <w:r>
+        <w:rPr>
+          <w:rFonts w:ascii="Segoe UI" w:hAnsi="Segoe UI" w:cs="Segoe UI"/>
+          <w:sz w:val="20"/>
+          <w:szCs w:val="20"/>
+        </w:rPr>
+        <w:t>.</w:t>
+      </w:r>
     </w:p>
     <w:p>
       <w:pPr>
@@ -3547,6 +3841,14 @@
         </w:rPr>
         <w:t>), Detect-Secrets</w:t>
       </w:r>
+      <w:r>
+        <w:rPr>
+          <w:rFonts w:ascii="Segoe UI" w:hAnsi="Segoe UI" w:cs="Segoe UI"/>
+          <w:sz w:val="20"/>
+          <w:szCs w:val="20"/>
+        </w:rPr>
+        <w:t>.</w:t>
+      </w:r>
     </w:p>
     <w:p>
       <w:pPr>
@@ -3671,6 +3973,14 @@
         <w:t>BullseyeCoverage</w:t>
       </w:r>
       <w:proofErr w:type="spellEnd"/>
+      <w:r>
+        <w:rPr>
+          <w:rFonts w:ascii="Segoe UI" w:hAnsi="Segoe UI" w:cs="Segoe UI"/>
+          <w:sz w:val="20"/>
+          <w:szCs w:val="20"/>
+        </w:rPr>
+        <w:t>.</w:t>
+      </w:r>
     </w:p>
     <w:p>
       <w:pPr>
@@ -4023,6 +4333,14 @@
         </w:rPr>
         <w:t xml:space="preserve"> 7/8/9, VDDK, SDKs/APIs, VMware Cloud Foundation, VCF), Microsoft Hyper-V, Volume Shadow Copy Service (VSS), Docker, Kubernetes, OpenShift, Container Orchestration, Virtualization Platforms, Cloud-Native Infrastructure</w:t>
       </w:r>
+      <w:r>
+        <w:rPr>
+          <w:rFonts w:ascii="Segoe UI" w:hAnsi="Segoe UI" w:cs="Segoe UI"/>
+          <w:sz w:val="20"/>
+          <w:szCs w:val="20"/>
+        </w:rPr>
+        <w:t>.</w:t>
+      </w:r>
     </w:p>
     <w:p>
       <w:pPr>
@@ -4083,14 +4401,674 @@
         </w:rPr>
         <w:t>, IBM Bob, AI Agent Development, MCP Server Integration, Intelligent Automation</w:t>
       </w:r>
-    </w:p>
-    <w:p>
-      <w:pPr>
-        <w:shd w:val="clear" w:color="auto" w:fill="FFFFFF"/>
-        <w:rPr>
-          <w:rFonts w:ascii="Segoe UI" w:hAnsi="Segoe UI" w:cs="Segoe UI"/>
+      <w:r>
+        <w:rPr>
+          <w:rFonts w:ascii="Segoe UI" w:hAnsi="Segoe UI" w:cs="Segoe UI"/>
+          <w:sz w:val="20"/>
+          <w:szCs w:val="20"/>
+        </w:rPr>
+        <w:t>.</w:t>
+      </w:r>
+    </w:p>
+    <w:p>
+      <w:pPr>
+        <w:pStyle w:val="Jobdescription"/>
+        <w:spacing w:line="360" w:lineRule="auto"/>
+        <w:ind w:left="360"/>
+        <w:rPr>
+          <w:rFonts w:ascii="Tahoma" w:hAnsi="Tahoma" w:cs="Tahoma"/>
           <w:sz w:val="10"/>
           <w:szCs w:val="10"/>
+        </w:rPr>
+      </w:pPr>
+    </w:p>
+    <w:p>
+      <w:pPr>
+        <w:pStyle w:val="Jobdescription"/>
+        <w:jc w:val="left"/>
+        <w:rPr>
+          <w:rFonts w:ascii="Segoe UI" w:hAnsi="Segoe UI" w:cs="Segoe UI"/>
+          <w:color w:val="215E99" w:themeColor="text2" w:themeTint="BF"/>
+        </w:rPr>
+      </w:pPr>
+      <w:r>
+        <w:rPr>
+          <w:rFonts w:ascii="Segoe UI" w:hAnsi="Segoe UI" w:cs="Segoe UI"/>
+          <w:color w:val="215E99" w:themeColor="text2" w:themeTint="BF"/>
+        </w:rPr>
+        <w:t>Courses</w:t>
+      </w:r>
+      <w:r>
+        <w:rPr>
+          <w:rFonts w:ascii="Segoe UI" w:hAnsi="Segoe UI" w:cs="Segoe UI"/>
+          <w:color w:val="215E99" w:themeColor="text2" w:themeTint="BF"/>
+        </w:rPr>
+        <w:t xml:space="preserve"> and Certifications</w:t>
+      </w:r>
+    </w:p>
+    <w:p>
+      <w:pPr>
+        <w:pStyle w:val="Jobdescription"/>
+        <w:rPr>
+          <w:rFonts w:ascii="Tahoma" w:hAnsi="Tahoma" w:cs="Tahoma"/>
+          <w:sz w:val="6"/>
+          <w:szCs w:val="6"/>
+        </w:rPr>
+      </w:pPr>
+    </w:p>
+    <w:tbl>
+      <w:tblPr>
+        <w:tblW w:w="0" w:type="auto"/>
+        <w:tblInd w:w="-5" w:type="dxa"/>
+        <w:tblBorders>
+          <w:insideV w:val="single" w:sz="4" w:space="0" w:color="4C94D8" w:themeColor="text2" w:themeTint="80"/>
+        </w:tblBorders>
+        <w:tblLook w:val="04A0" w:firstRow="1" w:lastRow="0" w:firstColumn="1" w:lastColumn="0" w:noHBand="0" w:noVBand="1"/>
+      </w:tblPr>
+      <w:tblGrid>
+        <w:gridCol w:w="5812"/>
+        <w:gridCol w:w="5703"/>
+      </w:tblGrid>
+      <w:tr>
+        <w:tc>
+          <w:tcPr>
+            <w:tcW w:w="5812" w:type="dxa"/>
+          </w:tcPr>
+          <w:p>
+            <w:pPr>
+              <w:pStyle w:val="Jobdescription"/>
+              <w:numPr>
+                <w:ilvl w:val="0"/>
+                <w:numId w:val="8"/>
+              </w:numPr>
+              <w:spacing w:line="276" w:lineRule="auto"/>
+              <w:ind w:left="450"/>
+              <w:jc w:val="left"/>
+              <w:rPr>
+                <w:rStyle w:val="Hyperlink"/>
+                <w:u w:val="none"/>
+              </w:rPr>
+            </w:pPr>
+            <w:hyperlink r:id="rId11" w:history="1">
+              <w:r>
+                <w:rPr>
+                  <w:rStyle w:val="Hyperlink"/>
+                  <w:rFonts w:ascii="Tahoma" w:hAnsi="Tahoma" w:cs="Tahoma"/>
+                  <w:sz w:val="20"/>
+                  <w:szCs w:val="20"/>
+                  <w:u w:val="none"/>
+                </w:rPr>
+                <w:t>Programming with Google Go / Golang</w:t>
+              </w:r>
+            </w:hyperlink>
+          </w:p>
+          <w:p>
+            <w:pPr>
+              <w:pStyle w:val="Jobdescription"/>
+              <w:numPr>
+                <w:ilvl w:val="0"/>
+                <w:numId w:val="8"/>
+              </w:numPr>
+              <w:spacing w:line="276" w:lineRule="auto"/>
+              <w:ind w:left="450"/>
+              <w:jc w:val="left"/>
+              <w:rPr>
+                <w:rStyle w:val="Hyperlink"/>
+                <w:u w:val="none"/>
+              </w:rPr>
+            </w:pPr>
+            <w:hyperlink r:id="rId12" w:history="1">
+              <w:r>
+                <w:rPr>
+                  <w:rStyle w:val="Hyperlink"/>
+                  <w:rFonts w:ascii="Tahoma" w:hAnsi="Tahoma" w:cs="Tahoma"/>
+                  <w:sz w:val="20"/>
+                  <w:szCs w:val="20"/>
+                  <w:u w:val="none"/>
+                </w:rPr>
+                <w:t>Principles of Secure Coding</w:t>
+              </w:r>
+            </w:hyperlink>
+          </w:p>
+          <w:p>
+            <w:pPr>
+              <w:pStyle w:val="Jobdescription"/>
+              <w:numPr>
+                <w:ilvl w:val="0"/>
+                <w:numId w:val="8"/>
+              </w:numPr>
+              <w:spacing w:line="276" w:lineRule="auto"/>
+              <w:ind w:left="450"/>
+              <w:jc w:val="left"/>
+              <w:rPr>
+                <w:rStyle w:val="Hyperlink"/>
+                <w:u w:val="none"/>
+              </w:rPr>
+            </w:pPr>
+            <w:hyperlink r:id="rId13" w:history="1">
+              <w:r>
+                <w:rPr>
+                  <w:rStyle w:val="Hyperlink"/>
+                  <w:rFonts w:ascii="Tahoma" w:hAnsi="Tahoma" w:cs="Tahoma"/>
+                  <w:sz w:val="20"/>
+                  <w:szCs w:val="20"/>
+                  <w:u w:val="none"/>
+                </w:rPr>
+                <w:t>Programming for Everybody (Getting Started with Python)</w:t>
+              </w:r>
+            </w:hyperlink>
+          </w:p>
+          <w:p>
+            <w:pPr>
+              <w:pStyle w:val="Jobdescription"/>
+              <w:numPr>
+                <w:ilvl w:val="0"/>
+                <w:numId w:val="8"/>
+              </w:numPr>
+              <w:spacing w:line="276" w:lineRule="auto"/>
+              <w:ind w:left="450"/>
+              <w:jc w:val="left"/>
+              <w:rPr>
+                <w:rStyle w:val="Hyperlink"/>
+                <w:u w:val="none"/>
+              </w:rPr>
+            </w:pPr>
+            <w:hyperlink r:id="rId14" w:history="1">
+              <w:r>
+                <w:rPr>
+                  <w:rStyle w:val="Hyperlink"/>
+                  <w:rFonts w:ascii="Tahoma" w:hAnsi="Tahoma" w:cs="Tahoma"/>
+                  <w:sz w:val="20"/>
+                  <w:szCs w:val="20"/>
+                  <w:u w:val="none"/>
+                </w:rPr>
+                <w:t>Retrieving, Processing, and Visualizing Data with Python</w:t>
+              </w:r>
+            </w:hyperlink>
+          </w:p>
+          <w:p>
+            <w:pPr>
+              <w:pStyle w:val="Jobdescription"/>
+              <w:numPr>
+                <w:ilvl w:val="0"/>
+                <w:numId w:val="8"/>
+              </w:numPr>
+              <w:spacing w:line="276" w:lineRule="auto"/>
+              <w:ind w:left="450"/>
+              <w:jc w:val="left"/>
+              <w:rPr>
+                <w:rStyle w:val="Hyperlink"/>
+                <w:u w:val="none"/>
+              </w:rPr>
+            </w:pPr>
+            <w:hyperlink r:id="rId15" w:history="1">
+              <w:r>
+                <w:rPr>
+                  <w:rStyle w:val="Hyperlink"/>
+                  <w:rFonts w:ascii="Tahoma" w:hAnsi="Tahoma" w:cs="Tahoma"/>
+                  <w:sz w:val="20"/>
+                  <w:szCs w:val="20"/>
+                  <w:u w:val="none"/>
+                </w:rPr>
+                <w:t>Python Data Structures</w:t>
+              </w:r>
+            </w:hyperlink>
+          </w:p>
+          <w:p>
+            <w:pPr>
+              <w:pStyle w:val="Jobdescription"/>
+              <w:numPr>
+                <w:ilvl w:val="0"/>
+                <w:numId w:val="8"/>
+              </w:numPr>
+              <w:spacing w:line="276" w:lineRule="auto"/>
+              <w:ind w:left="450"/>
+              <w:jc w:val="left"/>
+              <w:rPr>
+                <w:rStyle w:val="Hyperlink"/>
+                <w:u w:val="none"/>
+              </w:rPr>
+            </w:pPr>
+            <w:hyperlink r:id="rId16" w:history="1">
+              <w:r>
+                <w:rPr>
+                  <w:rStyle w:val="Hyperlink"/>
+                  <w:rFonts w:ascii="Tahoma" w:hAnsi="Tahoma" w:cs="Tahoma"/>
+                  <w:sz w:val="20"/>
+                  <w:szCs w:val="20"/>
+                  <w:u w:val="none"/>
+                </w:rPr>
+                <w:t>Using Databases with Python</w:t>
+              </w:r>
+            </w:hyperlink>
+          </w:p>
+          <w:p>
+            <w:pPr>
+              <w:pStyle w:val="Jobdescription"/>
+              <w:numPr>
+                <w:ilvl w:val="0"/>
+                <w:numId w:val="8"/>
+              </w:numPr>
+              <w:spacing w:line="276" w:lineRule="auto"/>
+              <w:ind w:left="450"/>
+              <w:jc w:val="left"/>
+              <w:rPr>
+                <w:rStyle w:val="Hyperlink"/>
+                <w:u w:val="none"/>
+              </w:rPr>
+            </w:pPr>
+            <w:hyperlink r:id="rId17" w:history="1">
+              <w:r>
+                <w:rPr>
+                  <w:rStyle w:val="Hyperlink"/>
+                  <w:rFonts w:ascii="Tahoma" w:hAnsi="Tahoma" w:cs="Tahoma"/>
+                  <w:sz w:val="20"/>
+                  <w:szCs w:val="20"/>
+                  <w:u w:val="none"/>
+                </w:rPr>
+                <w:t>Using Python to Access Web Data</w:t>
+              </w:r>
+            </w:hyperlink>
+          </w:p>
+          <w:p>
+            <w:pPr>
+              <w:pStyle w:val="Jobdescription"/>
+              <w:numPr>
+                <w:ilvl w:val="0"/>
+                <w:numId w:val="8"/>
+              </w:numPr>
+              <w:spacing w:line="276" w:lineRule="auto"/>
+              <w:ind w:left="450"/>
+              <w:jc w:val="left"/>
+              <w:rPr>
+                <w:rStyle w:val="Hyperlink"/>
+                <w:u w:val="none"/>
+              </w:rPr>
+            </w:pPr>
+            <w:hyperlink r:id="rId18" w:history="1">
+              <w:r>
+                <w:rPr>
+                  <w:rStyle w:val="Hyperlink"/>
+                  <w:rFonts w:ascii="Tahoma" w:hAnsi="Tahoma" w:cs="Tahoma"/>
+                  <w:sz w:val="20"/>
+                  <w:szCs w:val="20"/>
+                  <w:u w:val="none"/>
+                </w:rPr>
+                <w:t>Blockchain Basics</w:t>
+              </w:r>
+            </w:hyperlink>
+          </w:p>
+          <w:p>
+            <w:pPr>
+              <w:pStyle w:val="Jobdescription"/>
+              <w:numPr>
+                <w:ilvl w:val="0"/>
+                <w:numId w:val="8"/>
+              </w:numPr>
+              <w:spacing w:line="276" w:lineRule="auto"/>
+              <w:ind w:left="450"/>
+              <w:jc w:val="left"/>
+              <w:rPr>
+                <w:rStyle w:val="Hyperlink"/>
+                <w:u w:val="none"/>
+              </w:rPr>
+            </w:pPr>
+            <w:hyperlink r:id="rId19" w:history="1">
+              <w:r>
+                <w:rPr>
+                  <w:rStyle w:val="Hyperlink"/>
+                  <w:rFonts w:ascii="Tahoma" w:hAnsi="Tahoma" w:cs="Tahoma"/>
+                  <w:sz w:val="20"/>
+                  <w:szCs w:val="20"/>
+                  <w:u w:val="none"/>
+                </w:rPr>
+                <w:t>Introduction to Blockchain Technologies</w:t>
+              </w:r>
+            </w:hyperlink>
+          </w:p>
+          <w:p>
+            <w:pPr>
+              <w:pStyle w:val="Jobdescription"/>
+              <w:numPr>
+                <w:ilvl w:val="0"/>
+                <w:numId w:val="8"/>
+              </w:numPr>
+              <w:spacing w:line="276" w:lineRule="auto"/>
+              <w:ind w:left="450"/>
+              <w:jc w:val="left"/>
+              <w:rPr>
+                <w:rStyle w:val="Hyperlink"/>
+                <w:u w:val="none"/>
+              </w:rPr>
+            </w:pPr>
+            <w:hyperlink r:id="rId20" w:history="1">
+              <w:r>
+                <w:rPr>
+                  <w:rStyle w:val="Hyperlink"/>
+                  <w:rFonts w:ascii="Tahoma" w:hAnsi="Tahoma" w:cs="Tahoma"/>
+                  <w:sz w:val="20"/>
+                  <w:szCs w:val="20"/>
+                  <w:u w:val="none"/>
+                </w:rPr>
+                <w:t>Smart Contracts</w:t>
+              </w:r>
+            </w:hyperlink>
+          </w:p>
+          <w:p>
+            <w:pPr>
+              <w:pStyle w:val="Jobdescription"/>
+              <w:numPr>
+                <w:ilvl w:val="0"/>
+                <w:numId w:val="8"/>
+              </w:numPr>
+              <w:spacing w:line="276" w:lineRule="auto"/>
+              <w:ind w:left="450"/>
+              <w:jc w:val="left"/>
+              <w:rPr>
+                <w:rStyle w:val="Hyperlink"/>
+                <w:u w:val="none"/>
+              </w:rPr>
+            </w:pPr>
+            <w:hyperlink r:id="rId21" w:history="1">
+              <w:r>
+                <w:rPr>
+                  <w:rStyle w:val="Hyperlink"/>
+                  <w:rFonts w:ascii="Tahoma" w:hAnsi="Tahoma" w:cs="Tahoma"/>
+                  <w:sz w:val="20"/>
+                  <w:szCs w:val="20"/>
+                  <w:u w:val="none"/>
+                </w:rPr>
+                <w:t>Getting Started with Go</w:t>
+              </w:r>
+            </w:hyperlink>
+          </w:p>
+        </w:tc>
+        <w:tc>
+          <w:tcPr>
+            <w:tcW w:w="5703" w:type="dxa"/>
+          </w:tcPr>
+          <w:p>
+            <w:pPr>
+              <w:pStyle w:val="Jobdescription"/>
+              <w:numPr>
+                <w:ilvl w:val="0"/>
+                <w:numId w:val="8"/>
+              </w:numPr>
+              <w:spacing w:line="276" w:lineRule="auto"/>
+              <w:ind w:left="450"/>
+              <w:jc w:val="left"/>
+              <w:rPr>
+                <w:rStyle w:val="Hyperlink"/>
+                <w:u w:val="none"/>
+              </w:rPr>
+            </w:pPr>
+            <w:hyperlink r:id="rId22" w:history="1">
+              <w:r>
+                <w:rPr>
+                  <w:rStyle w:val="Hyperlink"/>
+                  <w:rFonts w:ascii="Tahoma" w:hAnsi="Tahoma" w:cs="Tahoma"/>
+                  <w:sz w:val="20"/>
+                  <w:szCs w:val="20"/>
+                  <w:u w:val="none"/>
+                </w:rPr>
+                <w:t>Introduction to the MongoDB</w:t>
+              </w:r>
+            </w:hyperlink>
+          </w:p>
+          <w:p>
+            <w:pPr>
+              <w:pStyle w:val="Jobdescription"/>
+              <w:numPr>
+                <w:ilvl w:val="0"/>
+                <w:numId w:val="8"/>
+              </w:numPr>
+              <w:spacing w:line="276" w:lineRule="auto"/>
+              <w:ind w:left="450"/>
+              <w:jc w:val="left"/>
+              <w:rPr>
+                <w:rStyle w:val="Hyperlink"/>
+                <w:u w:val="none"/>
+              </w:rPr>
+            </w:pPr>
+            <w:hyperlink r:id="rId23" w:history="1">
+              <w:proofErr w:type="spellStart"/>
+              <w:r>
+                <w:rPr>
+                  <w:rStyle w:val="Hyperlink"/>
+                  <w:rFonts w:ascii="Tahoma" w:hAnsi="Tahoma" w:cs="Tahoma"/>
+                  <w:sz w:val="20"/>
+                  <w:szCs w:val="20"/>
+                  <w:u w:val="none"/>
+                </w:rPr>
+                <w:t>BackEnd</w:t>
+              </w:r>
+              <w:proofErr w:type="spellEnd"/>
+              <w:r>
+                <w:rPr>
+                  <w:rStyle w:val="Hyperlink"/>
+                  <w:rFonts w:ascii="Tahoma" w:hAnsi="Tahoma" w:cs="Tahoma"/>
+                  <w:sz w:val="20"/>
+                  <w:szCs w:val="20"/>
+                  <w:u w:val="none"/>
+                </w:rPr>
+                <w:t xml:space="preserve"> Performance Optimization</w:t>
+              </w:r>
+            </w:hyperlink>
+          </w:p>
+          <w:p>
+            <w:pPr>
+              <w:pStyle w:val="Jobdescription"/>
+              <w:numPr>
+                <w:ilvl w:val="0"/>
+                <w:numId w:val="8"/>
+              </w:numPr>
+              <w:spacing w:line="276" w:lineRule="auto"/>
+              <w:ind w:left="450"/>
+              <w:jc w:val="left"/>
+              <w:rPr>
+                <w:rStyle w:val="Hyperlink"/>
+                <w:u w:val="none"/>
+              </w:rPr>
+            </w:pPr>
+            <w:hyperlink r:id="rId24" w:history="1">
+              <w:r>
+                <w:rPr>
+                  <w:rStyle w:val="Hyperlink"/>
+                  <w:rFonts w:ascii="Tahoma" w:hAnsi="Tahoma" w:cs="Tahoma"/>
+                  <w:sz w:val="20"/>
+                  <w:szCs w:val="20"/>
+                  <w:u w:val="none"/>
+                </w:rPr>
+                <w:t>Intro to Large Language Models (LLMs)</w:t>
+              </w:r>
+            </w:hyperlink>
+          </w:p>
+          <w:p>
+            <w:pPr>
+              <w:pStyle w:val="Jobdescription"/>
+              <w:numPr>
+                <w:ilvl w:val="0"/>
+                <w:numId w:val="8"/>
+              </w:numPr>
+              <w:spacing w:line="276" w:lineRule="auto"/>
+              <w:ind w:left="450"/>
+              <w:jc w:val="left"/>
+              <w:rPr>
+                <w:rStyle w:val="Hyperlink"/>
+                <w:u w:val="none"/>
+              </w:rPr>
+            </w:pPr>
+            <w:hyperlink r:id="rId25" w:history="1">
+              <w:r>
+                <w:rPr>
+                  <w:rStyle w:val="Hyperlink"/>
+                  <w:rFonts w:ascii="Tahoma" w:hAnsi="Tahoma" w:cs="Tahoma"/>
+                  <w:sz w:val="20"/>
+                  <w:szCs w:val="20"/>
+                  <w:u w:val="none"/>
+                </w:rPr>
+                <w:t>Introduction to SAN and NAS Storage</w:t>
+              </w:r>
+            </w:hyperlink>
+          </w:p>
+          <w:p>
+            <w:pPr>
+              <w:pStyle w:val="Jobdescription"/>
+              <w:numPr>
+                <w:ilvl w:val="0"/>
+                <w:numId w:val="8"/>
+              </w:numPr>
+              <w:spacing w:line="276" w:lineRule="auto"/>
+              <w:ind w:left="450"/>
+              <w:jc w:val="left"/>
+              <w:rPr>
+                <w:rStyle w:val="Hyperlink"/>
+                <w:u w:val="none"/>
+              </w:rPr>
+            </w:pPr>
+            <w:hyperlink r:id="rId26" w:history="1">
+              <w:r>
+                <w:rPr>
+                  <w:rStyle w:val="Hyperlink"/>
+                  <w:rFonts w:ascii="Tahoma" w:hAnsi="Tahoma" w:cs="Tahoma"/>
+                  <w:sz w:val="20"/>
+                  <w:szCs w:val="20"/>
+                  <w:u w:val="none"/>
+                </w:rPr>
+                <w:t xml:space="preserve">Container Management With </w:t>
+              </w:r>
+              <w:proofErr w:type="spellStart"/>
+              <w:r>
+                <w:rPr>
+                  <w:rStyle w:val="Hyperlink"/>
+                  <w:rFonts w:ascii="Tahoma" w:hAnsi="Tahoma" w:cs="Tahoma"/>
+                  <w:sz w:val="20"/>
+                  <w:szCs w:val="20"/>
+                  <w:u w:val="none"/>
+                </w:rPr>
+                <w:t>Podman</w:t>
+              </w:r>
+              <w:proofErr w:type="spellEnd"/>
+              <w:r>
+                <w:rPr>
+                  <w:rStyle w:val="Hyperlink"/>
+                  <w:rFonts w:ascii="Tahoma" w:hAnsi="Tahoma" w:cs="Tahoma"/>
+                  <w:sz w:val="20"/>
+                  <w:szCs w:val="20"/>
+                  <w:u w:val="none"/>
+                </w:rPr>
+                <w:t xml:space="preserve"> Made Easy and Hands-On</w:t>
+              </w:r>
+            </w:hyperlink>
+          </w:p>
+          <w:p>
+            <w:pPr>
+              <w:pStyle w:val="Jobdescription"/>
+              <w:numPr>
+                <w:ilvl w:val="0"/>
+                <w:numId w:val="8"/>
+              </w:numPr>
+              <w:spacing w:line="276" w:lineRule="auto"/>
+              <w:ind w:left="450"/>
+              <w:jc w:val="left"/>
+              <w:rPr>
+                <w:rStyle w:val="Hyperlink"/>
+                <w:u w:val="none"/>
+              </w:rPr>
+            </w:pPr>
+            <w:hyperlink r:id="rId27" w:history="1">
+              <w:r>
+                <w:rPr>
+                  <w:rStyle w:val="Hyperlink"/>
+                  <w:rFonts w:ascii="Tahoma" w:hAnsi="Tahoma" w:cs="Tahoma"/>
+                  <w:sz w:val="20"/>
+                  <w:szCs w:val="20"/>
+                  <w:u w:val="none"/>
+                </w:rPr>
+                <w:t>Beginner Introduction to Containers, Docker, and Kubernetes</w:t>
+              </w:r>
+            </w:hyperlink>
+          </w:p>
+          <w:p>
+            <w:pPr>
+              <w:pStyle w:val="Jobdescription"/>
+              <w:numPr>
+                <w:ilvl w:val="0"/>
+                <w:numId w:val="8"/>
+              </w:numPr>
+              <w:spacing w:line="276" w:lineRule="auto"/>
+              <w:ind w:left="450"/>
+              <w:jc w:val="left"/>
+              <w:rPr>
+                <w:rStyle w:val="Hyperlink"/>
+                <w:rFonts w:ascii="Tahoma" w:hAnsi="Tahoma" w:cs="Tahoma"/>
+                <w:sz w:val="20"/>
+                <w:szCs w:val="20"/>
+                <w:u w:val="none"/>
+              </w:rPr>
+            </w:pPr>
+            <w:r>
+              <w:rPr>
+                <w:rStyle w:val="Hyperlink"/>
+                <w:rFonts w:ascii="Tahoma" w:hAnsi="Tahoma" w:cs="Tahoma"/>
+                <w:sz w:val="20"/>
+                <w:szCs w:val="20"/>
+                <w:u w:val="none"/>
+              </w:rPr>
+              <w:t xml:space="preserve">Golang for </w:t>
+            </w:r>
+            <w:hyperlink r:id="rId28" w:history="1">
+              <w:r>
+                <w:rPr>
+                  <w:rStyle w:val="Hyperlink"/>
+                  <w:rFonts w:ascii="Tahoma" w:hAnsi="Tahoma" w:cs="Tahoma"/>
+                  <w:sz w:val="20"/>
+                  <w:szCs w:val="20"/>
+                  <w:u w:val="none"/>
+                </w:rPr>
+                <w:t>Beginners</w:t>
+              </w:r>
+            </w:hyperlink>
+          </w:p>
+          <w:p>
+            <w:pPr>
+              <w:pStyle w:val="Jobdescription"/>
+              <w:numPr>
+                <w:ilvl w:val="0"/>
+                <w:numId w:val="8"/>
+              </w:numPr>
+              <w:spacing w:line="276" w:lineRule="auto"/>
+              <w:ind w:left="450"/>
+              <w:jc w:val="left"/>
+              <w:rPr>
+                <w:rStyle w:val="Hyperlink"/>
+                <w:rFonts w:ascii="Tahoma" w:hAnsi="Tahoma" w:cs="Tahoma"/>
+                <w:sz w:val="20"/>
+                <w:szCs w:val="20"/>
+                <w:u w:val="none"/>
+              </w:rPr>
+            </w:pPr>
+            <w:r>
+              <w:rPr>
+                <w:rStyle w:val="Hyperlink"/>
+                <w:rFonts w:ascii="Tahoma" w:hAnsi="Tahoma" w:cs="Tahoma"/>
+                <w:sz w:val="20"/>
+                <w:szCs w:val="20"/>
+                <w:u w:val="none"/>
+              </w:rPr>
+              <w:t>Intro to MCP (Model Context Protocol)</w:t>
+            </w:r>
+          </w:p>
+        </w:tc>
+      </w:tr>
+    </w:tbl>
+    <w:p>
+      <w:pPr>
+        <w:shd w:val="clear" w:color="auto" w:fill="FFFFFF"/>
+        <w:rPr>
+          <w:rFonts w:ascii="Segoe UI" w:hAnsi="Segoe UI" w:cs="Segoe UI"/>
+          <w:sz w:val="12"/>
+          <w:szCs w:val="12"/>
         </w:rPr>
       </w:pPr>
     </w:p>
@@ -4127,8 +5105,8 @@
         <w:ind w:left="360"/>
         <w:rPr>
           <w:rFonts w:ascii="Tahoma" w:hAnsi="Tahoma" w:cs="Tahoma"/>
-          <w:sz w:val="2"/>
-          <w:szCs w:val="2"/>
+          <w:sz w:val="6"/>
+          <w:szCs w:val="6"/>
         </w:rPr>
       </w:pPr>
     </w:p>
@@ -4292,7 +5270,23 @@
                 <w:sz w:val="20"/>
                 <w:szCs w:val="20"/>
               </w:rPr>
-              <w:t>IBM (India Systems Development Lab)</w:t>
+              <w:t xml:space="preserve">IBM </w:t>
+            </w:r>
+            <w:r>
+              <w:rPr>
+                <w:rFonts w:ascii="Segoe UI" w:hAnsi="Segoe UI" w:cs="Segoe UI"/>
+                <w:sz w:val="20"/>
+                <w:szCs w:val="20"/>
+              </w:rPr>
+              <w:t xml:space="preserve">ISDL </w:t>
+            </w:r>
+            <w:r>
+              <w:rPr>
+                <w:rFonts w:ascii="Segoe UI" w:hAnsi="Segoe UI" w:cs="Segoe UI"/>
+                <w:sz w:val="20"/>
+                <w:szCs w:val="20"/>
+              </w:rPr>
+              <w:t>(India Systems Development Lab)</w:t>
             </w:r>
           </w:p>
         </w:tc>
@@ -4357,6 +5351,30 @@
                 <w:szCs w:val="20"/>
               </w:rPr>
               <w:t>Since July 2023</w:t>
+            </w:r>
+            <w:r>
+              <w:rPr>
+                <w:rFonts w:ascii="Segoe UI" w:hAnsi="Segoe UI" w:cs="Segoe UI"/>
+                <w:b/>
+                <w:bCs/>
+                <w:i/>
+                <w:iCs/>
+                <w:color w:val="00B0F0"/>
+                <w:sz w:val="20"/>
+                <w:szCs w:val="20"/>
+              </w:rPr>
+              <w:t xml:space="preserve"> </w:t>
+            </w:r>
+            <w:r>
+              <w:rPr>
+                <w:rFonts w:ascii="Segoe UI" w:hAnsi="Segoe UI" w:cs="Segoe UI"/>
+                <w:b/>
+                <w:bCs/>
+                <w:color w:val="00B0F0"/>
+                <w:sz w:val="20"/>
+                <w:szCs w:val="20"/>
+              </w:rPr>
+              <w:t>(Current)</w:t>
             </w:r>
           </w:p>
         </w:tc>
@@ -4962,8 +5980,8 @@
         <w:pStyle w:val="Jobdescription"/>
         <w:rPr>
           <w:rFonts w:ascii="Tahoma" w:hAnsi="Tahoma" w:cs="Tahoma"/>
-          <w:sz w:val="2"/>
-          <w:szCs w:val="2"/>
+          <w:sz w:val="10"/>
+          <w:szCs w:val="10"/>
         </w:rPr>
       </w:pPr>
     </w:p>
@@ -5112,6 +6130,58 @@
           <w:szCs w:val="20"/>
         </w:rPr>
         <w:t>| NAVORI | Octavian Gaming Solutions</w:t>
+      </w:r>
+    </w:p>
+    <w:p>
+      <w:pPr>
+        <w:pStyle w:val="Jobdescription"/>
+        <w:rPr>
+          <w:rFonts w:ascii="Tahoma" w:hAnsi="Tahoma" w:cs="Tahoma"/>
+        </w:rPr>
+      </w:pPr>
+    </w:p>
+    <w:p>
+      <w:pPr>
+        <w:pStyle w:val="Jobdescription"/>
+        <w:shd w:val="clear" w:color="auto" w:fill="5B9BD5"/>
+        <w:jc w:val="center"/>
+        <w:rPr>
+          <w:rFonts w:ascii="Tahoma" w:hAnsi="Tahoma" w:cs="Tahoma"/>
+          <w:b/>
+          <w:color w:val="FFFFFF"/>
+        </w:rPr>
+      </w:pPr>
+      <w:r>
+        <w:rPr>
+          <w:rFonts w:ascii="Tahoma" w:hAnsi="Tahoma" w:cs="Tahoma"/>
+          <w:b/>
+          <w:color w:val="FFFFFF"/>
+        </w:rPr>
+        <w:t>E</w:t>
+      </w:r>
+      <w:r>
+        <w:rPr>
+          <w:rFonts w:ascii="Tahoma" w:hAnsi="Tahoma" w:cs="Tahoma"/>
+          <w:b/>
+          <w:color w:val="FFFFFF"/>
+        </w:rPr>
+        <w:t xml:space="preserve">ducation </w:t>
+      </w:r>
+      <w:r>
+        <w:rPr>
+          <w:rFonts w:ascii="Tahoma" w:hAnsi="Tahoma" w:cs="Tahoma"/>
+          <w:b/>
+          <w:color w:val="FFFFFF"/>
+        </w:rPr>
+        <w:t xml:space="preserve">and </w:t>
+      </w:r>
+      <w:r>
+        <w:rPr>
+          <w:rFonts w:ascii="Tahoma" w:hAnsi="Tahoma" w:cs="Tahoma"/>
+          <w:b/>
+          <w:color w:val="FFFFFF"/>
+        </w:rPr>
+        <w:t>Academics</w:t>
       </w:r>
     </w:p>
     <w:p>
@@ -5121,60 +6191,6 @@
           <w:rFonts w:ascii="Tahoma" w:hAnsi="Tahoma" w:cs="Tahoma"/>
           <w:sz w:val="10"/>
           <w:szCs w:val="10"/>
-        </w:rPr>
-      </w:pPr>
-    </w:p>
-    <w:p>
-      <w:pPr>
-        <w:pStyle w:val="Jobdescription"/>
-        <w:shd w:val="clear" w:color="auto" w:fill="5B9BD5"/>
-        <w:jc w:val="center"/>
-        <w:rPr>
-          <w:rFonts w:ascii="Tahoma" w:hAnsi="Tahoma" w:cs="Tahoma"/>
-          <w:b/>
-          <w:color w:val="FFFFFF"/>
-        </w:rPr>
-      </w:pPr>
-      <w:r>
-        <w:rPr>
-          <w:rFonts w:ascii="Tahoma" w:hAnsi="Tahoma" w:cs="Tahoma"/>
-          <w:b/>
-          <w:color w:val="FFFFFF"/>
-        </w:rPr>
-        <w:t>E</w:t>
-      </w:r>
-      <w:r>
-        <w:rPr>
-          <w:rFonts w:ascii="Tahoma" w:hAnsi="Tahoma" w:cs="Tahoma"/>
-          <w:b/>
-          <w:color w:val="FFFFFF"/>
-        </w:rPr>
-        <w:t xml:space="preserve">ducation </w:t>
-      </w:r>
-      <w:r>
-        <w:rPr>
-          <w:rFonts w:ascii="Tahoma" w:hAnsi="Tahoma" w:cs="Tahoma"/>
-          <w:b/>
-          <w:color w:val="FFFFFF"/>
-        </w:rPr>
-        <w:t xml:space="preserve">and </w:t>
-      </w:r>
-      <w:r>
-        <w:rPr>
-          <w:rFonts w:ascii="Tahoma" w:hAnsi="Tahoma" w:cs="Tahoma"/>
-          <w:b/>
-          <w:color w:val="FFFFFF"/>
-        </w:rPr>
-        <w:t>Academics</w:t>
-      </w:r>
-    </w:p>
-    <w:p>
-      <w:pPr>
-        <w:pStyle w:val="Jobdescription"/>
-        <w:rPr>
-          <w:rFonts w:ascii="Tahoma" w:hAnsi="Tahoma" w:cs="Tahoma"/>
-          <w:sz w:val="2"/>
-          <w:szCs w:val="2"/>
         </w:rPr>
       </w:pPr>
     </w:p>
@@ -5325,7 +6341,15 @@
           <w:sz w:val="20"/>
           <w:szCs w:val="20"/>
         </w:rPr>
-        <w:t xml:space="preserve"> For detail</w:t>
+        <w:t xml:space="preserve"> </w:t>
+      </w:r>
+      <w:r>
+        <w:rPr>
+          <w:rFonts w:ascii="Segoe UI" w:hAnsi="Segoe UI" w:cs="Segoe UI"/>
+          <w:sz w:val="20"/>
+          <w:szCs w:val="20"/>
+        </w:rPr>
+        <w:t>For detail information on projects, technologies, responsibilities and contributions please visit my</w:t>
       </w:r>
       <w:r>
         <w:rPr>
@@ -5334,36 +6358,9 @@
           <w:sz w:val="20"/>
           <w:szCs w:val="20"/>
         </w:rPr>
-        <w:t xml:space="preserve"> information</w:t>
-      </w:r>
-      <w:r>
-        <w:rPr>
-          <w:rFonts w:ascii="Segoe UI" w:hAnsi="Segoe UI" w:cs="Segoe UI"/>
-          <w:color w:val="3B3B3B"/>
-          <w:sz w:val="20"/>
-          <w:szCs w:val="20"/>
-        </w:rPr>
-        <w:t xml:space="preserve"> on projects, technologies, responsibilities and contributions</w:t>
-      </w:r>
-      <w:r>
-        <w:rPr>
-          <w:rFonts w:ascii="Segoe UI" w:hAnsi="Segoe UI" w:cs="Segoe UI"/>
-          <w:color w:val="3B3B3B"/>
-          <w:sz w:val="20"/>
-          <w:szCs w:val="20"/>
-        </w:rPr>
         <w:t xml:space="preserve"> </w:t>
       </w:r>
-      <w:r>
-        <w:rPr>
-          <w:rFonts w:ascii="Segoe UI" w:hAnsi="Segoe UI" w:cs="Segoe UI"/>
-          <w:color w:val="3B3B3B"/>
-          <w:sz w:val="20"/>
-          <w:szCs w:val="20"/>
-        </w:rPr>
-        <w:t xml:space="preserve">please visit my </w:t>
-      </w:r>
-      <w:hyperlink r:id="rId11" w:history="1">
+      <w:hyperlink r:id="rId29" w:history="1">
         <w:r>
           <w:rPr>
             <w:rStyle w:val="Hyperlink"/>
@@ -5374,6 +6371,28 @@
           <w:t>Project Lists</w:t>
         </w:r>
       </w:hyperlink>
+    </w:p>
+    <w:p>
+      <w:pPr>
+        <w:pStyle w:val="Jobdescription"/>
+        <w:jc w:val="right"/>
+        <w:rPr>
+          <w:rFonts w:ascii="Segoe UI" w:hAnsi="Segoe UI" w:cs="Segoe UI"/>
+          <w:sz w:val="20"/>
+          <w:szCs w:val="20"/>
+        </w:rPr>
+      </w:pPr>
+    </w:p>
+    <w:p>
+      <w:pPr>
+        <w:pStyle w:val="Jobdescription"/>
+        <w:jc w:val="right"/>
+        <w:rPr>
+          <w:rFonts w:ascii="Segoe UI" w:hAnsi="Segoe UI" w:cs="Segoe UI"/>
+          <w:sz w:val="20"/>
+          <w:szCs w:val="20"/>
+        </w:rPr>
+      </w:pPr>
     </w:p>
     <w:p>
       <w:pPr>
@@ -6071,6 +7090,92 @@
     </w:lvl>
   </w:abstractNum>
   <w:abstractNum w:abstractNumId="5" w15:restartNumberingAfterBreak="0">
+    <w:nsid w:val="182631C0"/>
+    <w:multiLevelType w:val="hybridMultilevel"/>
+    <w:tmpl w:val="933E1758"/>
+    <w:lvl w:ilvl="0" w:tplc="0809000F">
+      <w:start w:val="1"/>
+      <w:numFmt w:val="decimal"/>
+      <w:lvlText w:val="%1."/>
+      <w:lvlJc w:val="left"/>
+      <w:pPr>
+        <w:ind w:left="720" w:hanging="360"/>
+      </w:pPr>
+    </w:lvl>
+    <w:lvl w:ilvl="1" w:tplc="08090019" w:tentative="1">
+      <w:start w:val="1"/>
+      <w:numFmt w:val="lowerLetter"/>
+      <w:lvlText w:val="%2."/>
+      <w:lvlJc w:val="left"/>
+      <w:pPr>
+        <w:ind w:left="1440" w:hanging="360"/>
+      </w:pPr>
+    </w:lvl>
+    <w:lvl w:ilvl="2" w:tplc="0809001B" w:tentative="1">
+      <w:start w:val="1"/>
+      <w:numFmt w:val="lowerRoman"/>
+      <w:lvlText w:val="%3."/>
+      <w:lvlJc w:val="right"/>
+      <w:pPr>
+        <w:ind w:left="2160" w:hanging="180"/>
+      </w:pPr>
+    </w:lvl>
+    <w:lvl w:ilvl="3" w:tplc="0809000F" w:tentative="1">
+      <w:start w:val="1"/>
+      <w:numFmt w:val="decimal"/>
+      <w:lvlText w:val="%4."/>
+      <w:lvlJc w:val="left"/>
+      <w:pPr>
+        <w:ind w:left="2880" w:hanging="360"/>
+      </w:pPr>
+    </w:lvl>
+    <w:lvl w:ilvl="4" w:tplc="08090019" w:tentative="1">
+      <w:start w:val="1"/>
+      <w:numFmt w:val="lowerLetter"/>
+      <w:lvlText w:val="%5."/>
+      <w:lvlJc w:val="left"/>
+      <w:pPr>
+        <w:ind w:left="3600" w:hanging="360"/>
+      </w:pPr>
+    </w:lvl>
+    <w:lvl w:ilvl="5" w:tplc="0809001B" w:tentative="1">
+      <w:start w:val="1"/>
+      <w:numFmt w:val="lowerRoman"/>
+      <w:lvlText w:val="%6."/>
+      <w:lvlJc w:val="right"/>
+      <w:pPr>
+        <w:ind w:left="4320" w:hanging="180"/>
+      </w:pPr>
+    </w:lvl>
+    <w:lvl w:ilvl="6" w:tplc="0809000F" w:tentative="1">
+      <w:start w:val="1"/>
+      <w:numFmt w:val="decimal"/>
+      <w:lvlText w:val="%7."/>
+      <w:lvlJc w:val="left"/>
+      <w:pPr>
+        <w:ind w:left="5040" w:hanging="360"/>
+      </w:pPr>
+    </w:lvl>
+    <w:lvl w:ilvl="7" w:tplc="08090019" w:tentative="1">
+      <w:start w:val="1"/>
+      <w:numFmt w:val="lowerLetter"/>
+      <w:lvlText w:val="%8."/>
+      <w:lvlJc w:val="left"/>
+      <w:pPr>
+        <w:ind w:left="5760" w:hanging="360"/>
+      </w:pPr>
+    </w:lvl>
+    <w:lvl w:ilvl="8" w:tplc="0809001B" w:tentative="1">
+      <w:start w:val="1"/>
+      <w:numFmt w:val="lowerRoman"/>
+      <w:lvlText w:val="%9."/>
+      <w:lvlJc w:val="right"/>
+      <w:pPr>
+        <w:ind w:left="6480" w:hanging="180"/>
+      </w:pPr>
+    </w:lvl>
+  </w:abstractNum>
+  <w:abstractNum w:abstractNumId="6" w15:restartNumberingAfterBreak="0">
     <w:nsid w:val="1A4622AA"/>
     <w:multiLevelType w:val="hybridMultilevel"/>
     <w:tmpl w:val="28AA4DEC"/>
@@ -6182,7 +7287,7 @@
       </w:rPr>
     </w:lvl>
   </w:abstractNum>
-  <w:abstractNum w:abstractNumId="6" w15:restartNumberingAfterBreak="0">
+  <w:abstractNum w:abstractNumId="7" w15:restartNumberingAfterBreak="0">
     <w:nsid w:val="1C88384D"/>
     <w:multiLevelType w:val="multilevel"/>
     <w:tmpl w:val="FD7882AA"/>
@@ -6328,7 +7433,7 @@
       </w:rPr>
     </w:lvl>
   </w:abstractNum>
-  <w:abstractNum w:abstractNumId="7" w15:restartNumberingAfterBreak="0">
+  <w:abstractNum w:abstractNumId="8" w15:restartNumberingAfterBreak="0">
     <w:nsid w:val="1CC14DDD"/>
     <w:multiLevelType w:val="hybridMultilevel"/>
     <w:tmpl w:val="8F16BE18"/>
@@ -6440,7 +7545,7 @@
       </w:rPr>
     </w:lvl>
   </w:abstractNum>
-  <w:abstractNum w:abstractNumId="8" w15:restartNumberingAfterBreak="0">
+  <w:abstractNum w:abstractNumId="9" w15:restartNumberingAfterBreak="0">
     <w:nsid w:val="1E7A5793"/>
     <w:multiLevelType w:val="hybridMultilevel"/>
     <w:tmpl w:val="3DEC163E"/>
@@ -6553,7 +7658,7 @@
       </w:rPr>
     </w:lvl>
   </w:abstractNum>
-  <w:abstractNum w:abstractNumId="9" w15:restartNumberingAfterBreak="0">
+  <w:abstractNum w:abstractNumId="10" w15:restartNumberingAfterBreak="0">
     <w:nsid w:val="1E7C3D84"/>
     <w:multiLevelType w:val="multilevel"/>
     <w:tmpl w:val="FD7882AA"/>
@@ -6699,7 +7804,7 @@
       </w:rPr>
     </w:lvl>
   </w:abstractNum>
-  <w:abstractNum w:abstractNumId="10" w15:restartNumberingAfterBreak="0">
+  <w:abstractNum w:abstractNumId="11" w15:restartNumberingAfterBreak="0">
     <w:nsid w:val="225D0D7B"/>
     <w:multiLevelType w:val="hybridMultilevel"/>
     <w:tmpl w:val="23FA8146"/>
@@ -6811,7 +7916,7 @@
       </w:rPr>
     </w:lvl>
   </w:abstractNum>
-  <w:abstractNum w:abstractNumId="11" w15:restartNumberingAfterBreak="0">
+  <w:abstractNum w:abstractNumId="12" w15:restartNumberingAfterBreak="0">
     <w:nsid w:val="261D5000"/>
     <w:multiLevelType w:val="hybridMultilevel"/>
     <w:tmpl w:val="16A87990"/>
@@ -6900,7 +8005,7 @@
       </w:pPr>
     </w:lvl>
   </w:abstractNum>
-  <w:abstractNum w:abstractNumId="12" w15:restartNumberingAfterBreak="0">
+  <w:abstractNum w:abstractNumId="13" w15:restartNumberingAfterBreak="0">
     <w:nsid w:val="287A7982"/>
     <w:multiLevelType w:val="multilevel"/>
     <w:tmpl w:val="FD7882AA"/>
@@ -7046,7 +8151,7 @@
       </w:rPr>
     </w:lvl>
   </w:abstractNum>
-  <w:abstractNum w:abstractNumId="13" w15:restartNumberingAfterBreak="0">
+  <w:abstractNum w:abstractNumId="14" w15:restartNumberingAfterBreak="0">
     <w:nsid w:val="2A401FAD"/>
     <w:multiLevelType w:val="hybridMultilevel"/>
     <w:tmpl w:val="DC043E72"/>
@@ -7158,7 +8263,7 @@
       </w:rPr>
     </w:lvl>
   </w:abstractNum>
-  <w:abstractNum w:abstractNumId="14" w15:restartNumberingAfterBreak="0">
+  <w:abstractNum w:abstractNumId="15" w15:restartNumberingAfterBreak="0">
     <w:nsid w:val="2CCE208C"/>
     <w:multiLevelType w:val="hybridMultilevel"/>
     <w:tmpl w:val="4A82BF7A"/>
@@ -7244,7 +8349,7 @@
       </w:pPr>
     </w:lvl>
   </w:abstractNum>
-  <w:abstractNum w:abstractNumId="15" w15:restartNumberingAfterBreak="0">
+  <w:abstractNum w:abstractNumId="16" w15:restartNumberingAfterBreak="0">
     <w:nsid w:val="33DD5E8B"/>
     <w:multiLevelType w:val="hybridMultilevel"/>
     <w:tmpl w:val="912E1046"/>
@@ -7356,7 +8461,7 @@
       </w:rPr>
     </w:lvl>
   </w:abstractNum>
-  <w:abstractNum w:abstractNumId="16" w15:restartNumberingAfterBreak="0">
+  <w:abstractNum w:abstractNumId="17" w15:restartNumberingAfterBreak="0">
     <w:nsid w:val="37130215"/>
     <w:multiLevelType w:val="multilevel"/>
     <w:tmpl w:val="FD7882AA"/>
@@ -7502,7 +8607,7 @@
       </w:rPr>
     </w:lvl>
   </w:abstractNum>
-  <w:abstractNum w:abstractNumId="17" w15:restartNumberingAfterBreak="0">
+  <w:abstractNum w:abstractNumId="18" w15:restartNumberingAfterBreak="0">
     <w:nsid w:val="3A602342"/>
     <w:multiLevelType w:val="hybridMultilevel"/>
     <w:tmpl w:val="CBC4D514"/>
@@ -7614,7 +8719,7 @@
       </w:rPr>
     </w:lvl>
   </w:abstractNum>
-  <w:abstractNum w:abstractNumId="18" w15:restartNumberingAfterBreak="0">
+  <w:abstractNum w:abstractNumId="19" w15:restartNumberingAfterBreak="0">
     <w:nsid w:val="3B264F04"/>
     <w:multiLevelType w:val="hybridMultilevel"/>
     <w:tmpl w:val="218E8B8A"/>
@@ -7726,7 +8831,7 @@
       </w:rPr>
     </w:lvl>
   </w:abstractNum>
-  <w:abstractNum w:abstractNumId="19" w15:restartNumberingAfterBreak="0">
+  <w:abstractNum w:abstractNumId="20" w15:restartNumberingAfterBreak="0">
     <w:nsid w:val="3C112597"/>
     <w:multiLevelType w:val="multilevel"/>
     <w:tmpl w:val="FD7882AA"/>
@@ -7872,7 +8977,7 @@
       </w:rPr>
     </w:lvl>
   </w:abstractNum>
-  <w:abstractNum w:abstractNumId="20" w15:restartNumberingAfterBreak="0">
+  <w:abstractNum w:abstractNumId="21" w15:restartNumberingAfterBreak="0">
     <w:nsid w:val="425C0A3C"/>
     <w:multiLevelType w:val="hybridMultilevel"/>
     <w:tmpl w:val="ED3E0848"/>
@@ -7984,7 +9089,7 @@
       </w:rPr>
     </w:lvl>
   </w:abstractNum>
-  <w:abstractNum w:abstractNumId="21" w15:restartNumberingAfterBreak="0">
+  <w:abstractNum w:abstractNumId="22" w15:restartNumberingAfterBreak="0">
     <w:nsid w:val="4C01067C"/>
     <w:multiLevelType w:val="hybridMultilevel"/>
     <w:tmpl w:val="FC502CEC"/>
@@ -8096,7 +9201,7 @@
       </w:rPr>
     </w:lvl>
   </w:abstractNum>
-  <w:abstractNum w:abstractNumId="22" w15:restartNumberingAfterBreak="0">
+  <w:abstractNum w:abstractNumId="23" w15:restartNumberingAfterBreak="0">
     <w:nsid w:val="4CC85BD6"/>
     <w:multiLevelType w:val="hybridMultilevel"/>
     <w:tmpl w:val="C8F88B9A"/>
@@ -8209,7 +9314,7 @@
       </w:rPr>
     </w:lvl>
   </w:abstractNum>
-  <w:abstractNum w:abstractNumId="23" w15:restartNumberingAfterBreak="0">
+  <w:abstractNum w:abstractNumId="24" w15:restartNumberingAfterBreak="0">
     <w:nsid w:val="50FA5BCF"/>
     <w:multiLevelType w:val="hybridMultilevel"/>
     <w:tmpl w:val="B59CA986"/>
@@ -8322,7 +9427,7 @@
       </w:rPr>
     </w:lvl>
   </w:abstractNum>
-  <w:abstractNum w:abstractNumId="24" w15:restartNumberingAfterBreak="0">
+  <w:abstractNum w:abstractNumId="25" w15:restartNumberingAfterBreak="0">
     <w:nsid w:val="52A67A51"/>
     <w:multiLevelType w:val="hybridMultilevel"/>
     <w:tmpl w:val="31FE5E16"/>
@@ -8435,7 +9540,7 @@
       </w:rPr>
     </w:lvl>
   </w:abstractNum>
-  <w:abstractNum w:abstractNumId="25" w15:restartNumberingAfterBreak="0">
+  <w:abstractNum w:abstractNumId="26" w15:restartNumberingAfterBreak="0">
     <w:nsid w:val="577C7D6D"/>
     <w:multiLevelType w:val="hybridMultilevel"/>
     <w:tmpl w:val="008439AC"/>
@@ -8547,7 +9652,7 @@
       </w:rPr>
     </w:lvl>
   </w:abstractNum>
-  <w:abstractNum w:abstractNumId="26" w15:restartNumberingAfterBreak="0">
+  <w:abstractNum w:abstractNumId="27" w15:restartNumberingAfterBreak="0">
     <w:nsid w:val="5A790DEA"/>
     <w:multiLevelType w:val="hybridMultilevel"/>
     <w:tmpl w:val="17A20AB2"/>
@@ -8661,7 +9766,7 @@
       </w:rPr>
     </w:lvl>
   </w:abstractNum>
-  <w:abstractNum w:abstractNumId="27" w15:restartNumberingAfterBreak="0">
+  <w:abstractNum w:abstractNumId="28" w15:restartNumberingAfterBreak="0">
     <w:nsid w:val="5FE529AC"/>
     <w:multiLevelType w:val="hybridMultilevel"/>
     <w:tmpl w:val="DA267544"/>
@@ -8773,7 +9878,7 @@
       </w:rPr>
     </w:lvl>
   </w:abstractNum>
-  <w:abstractNum w:abstractNumId="28" w15:restartNumberingAfterBreak="0">
+  <w:abstractNum w:abstractNumId="29" w15:restartNumberingAfterBreak="0">
     <w:nsid w:val="637B3326"/>
     <w:multiLevelType w:val="hybridMultilevel"/>
     <w:tmpl w:val="E4F40744"/>
@@ -8886,7 +9991,7 @@
       </w:rPr>
     </w:lvl>
   </w:abstractNum>
-  <w:abstractNum w:abstractNumId="29" w15:restartNumberingAfterBreak="0">
+  <w:abstractNum w:abstractNumId="30" w15:restartNumberingAfterBreak="0">
     <w:nsid w:val="648E5EA9"/>
     <w:multiLevelType w:val="multilevel"/>
     <w:tmpl w:val="FD7882AA"/>
@@ -9032,7 +10137,7 @@
       </w:rPr>
     </w:lvl>
   </w:abstractNum>
-  <w:abstractNum w:abstractNumId="30" w15:restartNumberingAfterBreak="0">
+  <w:abstractNum w:abstractNumId="31" w15:restartNumberingAfterBreak="0">
     <w:nsid w:val="69B17E18"/>
     <w:multiLevelType w:val="multilevel"/>
     <w:tmpl w:val="FD7882AA"/>
@@ -9178,7 +10283,7 @@
       </w:rPr>
     </w:lvl>
   </w:abstractNum>
-  <w:abstractNum w:abstractNumId="31" w15:restartNumberingAfterBreak="0">
+  <w:abstractNum w:abstractNumId="32" w15:restartNumberingAfterBreak="0">
     <w:nsid w:val="708A21A4"/>
     <w:multiLevelType w:val="hybridMultilevel"/>
     <w:tmpl w:val="37284832"/>
@@ -9290,7 +10395,7 @@
       </w:rPr>
     </w:lvl>
   </w:abstractNum>
-  <w:abstractNum w:abstractNumId="32" w15:restartNumberingAfterBreak="0">
+  <w:abstractNum w:abstractNumId="33" w15:restartNumberingAfterBreak="0">
     <w:nsid w:val="70CB7493"/>
     <w:multiLevelType w:val="hybridMultilevel"/>
     <w:tmpl w:val="FAD42552"/>
@@ -9404,7 +10509,7 @@
       </w:rPr>
     </w:lvl>
   </w:abstractNum>
-  <w:abstractNum w:abstractNumId="33" w15:restartNumberingAfterBreak="0">
+  <w:abstractNum w:abstractNumId="34" w15:restartNumberingAfterBreak="0">
     <w:nsid w:val="7AEF72A1"/>
     <w:multiLevelType w:val="hybridMultilevel"/>
     <w:tmpl w:val="9B102DD6"/>
@@ -9517,7 +10622,7 @@
       </w:rPr>
     </w:lvl>
   </w:abstractNum>
-  <w:abstractNum w:abstractNumId="34" w15:restartNumberingAfterBreak="0">
+  <w:abstractNum w:abstractNumId="35" w15:restartNumberingAfterBreak="0">
     <w:nsid w:val="7DE21DBF"/>
     <w:multiLevelType w:val="hybridMultilevel"/>
     <w:tmpl w:val="06984C84"/>
@@ -9630,7 +10735,7 @@
       </w:rPr>
     </w:lvl>
   </w:abstractNum>
-  <w:abstractNum w:abstractNumId="35" w15:restartNumberingAfterBreak="0">
+  <w:abstractNum w:abstractNumId="36" w15:restartNumberingAfterBreak="0">
     <w:nsid w:val="7E1423D7"/>
     <w:multiLevelType w:val="multilevel"/>
     <w:tmpl w:val="FD7882AA"/>
@@ -9777,40 +10882,40 @@
     </w:lvl>
   </w:abstractNum>
   <w:num w:numId="1" w16cid:durableId="668871028">
-    <w:abstractNumId w:val="8"/>
+    <w:abstractNumId w:val="9"/>
   </w:num>
   <w:num w:numId="2" w16cid:durableId="154149786">
-    <w:abstractNumId w:val="26"/>
+    <w:abstractNumId w:val="27"/>
   </w:num>
   <w:num w:numId="3" w16cid:durableId="5636764">
-    <w:abstractNumId w:val="26"/>
+    <w:abstractNumId w:val="27"/>
   </w:num>
   <w:num w:numId="4" w16cid:durableId="1082946476">
-    <w:abstractNumId w:val="11"/>
+    <w:abstractNumId w:val="12"/>
   </w:num>
   <w:num w:numId="5" w16cid:durableId="1707682636">
-    <w:abstractNumId w:val="32"/>
+    <w:abstractNumId w:val="33"/>
   </w:num>
   <w:num w:numId="6" w16cid:durableId="974875007">
-    <w:abstractNumId w:val="33"/>
+    <w:abstractNumId w:val="34"/>
   </w:num>
   <w:num w:numId="7" w16cid:durableId="1920023254">
-    <w:abstractNumId w:val="20"/>
+    <w:abstractNumId w:val="21"/>
   </w:num>
   <w:num w:numId="8" w16cid:durableId="1352142494">
     <w:abstractNumId w:val="4"/>
   </w:num>
   <w:num w:numId="9" w16cid:durableId="2052262575">
-    <w:abstractNumId w:val="28"/>
+    <w:abstractNumId w:val="29"/>
   </w:num>
   <w:num w:numId="10" w16cid:durableId="77020462">
-    <w:abstractNumId w:val="23"/>
+    <w:abstractNumId w:val="24"/>
   </w:num>
   <w:num w:numId="11" w16cid:durableId="1219513836">
-    <w:abstractNumId w:val="5"/>
+    <w:abstractNumId w:val="6"/>
   </w:num>
   <w:num w:numId="12" w16cid:durableId="483205525">
-    <w:abstractNumId w:val="27"/>
+    <w:abstractNumId w:val="28"/>
   </w:num>
   <w:num w:numId="13" w16cid:durableId="420419188">
     <w:abstractNumId w:val="1"/>
@@ -9819,73 +10924,76 @@
     <w:abstractNumId w:val="3"/>
   </w:num>
   <w:num w:numId="15" w16cid:durableId="559903129">
-    <w:abstractNumId w:val="17"/>
+    <w:abstractNumId w:val="18"/>
   </w:num>
   <w:num w:numId="16" w16cid:durableId="1521823057">
-    <w:abstractNumId w:val="15"/>
+    <w:abstractNumId w:val="16"/>
   </w:num>
   <w:num w:numId="17" w16cid:durableId="1076129522">
     <w:abstractNumId w:val="2"/>
   </w:num>
   <w:num w:numId="18" w16cid:durableId="417213192">
-    <w:abstractNumId w:val="21"/>
+    <w:abstractNumId w:val="22"/>
   </w:num>
   <w:num w:numId="19" w16cid:durableId="2079864513">
+    <w:abstractNumId w:val="26"/>
+  </w:num>
+  <w:num w:numId="20" w16cid:durableId="1261253742">
+    <w:abstractNumId w:val="11"/>
+  </w:num>
+  <w:num w:numId="21" w16cid:durableId="1745952894">
+    <w:abstractNumId w:val="14"/>
+  </w:num>
+  <w:num w:numId="22" w16cid:durableId="22170196">
+    <w:abstractNumId w:val="19"/>
+  </w:num>
+  <w:num w:numId="23" w16cid:durableId="1409425981">
+    <w:abstractNumId w:val="8"/>
+  </w:num>
+  <w:num w:numId="24" w16cid:durableId="1143157733">
     <w:abstractNumId w:val="25"/>
   </w:num>
-  <w:num w:numId="20" w16cid:durableId="1261253742">
+  <w:num w:numId="25" w16cid:durableId="1378503130">
+    <w:abstractNumId w:val="35"/>
+  </w:num>
+  <w:num w:numId="26" w16cid:durableId="1054620914">
+    <w:abstractNumId w:val="23"/>
+  </w:num>
+  <w:num w:numId="27" w16cid:durableId="1288316742">
+    <w:abstractNumId w:val="32"/>
+  </w:num>
+  <w:num w:numId="28" w16cid:durableId="21370267">
+    <w:abstractNumId w:val="7"/>
+  </w:num>
+  <w:num w:numId="29" w16cid:durableId="1401173491">
     <w:abstractNumId w:val="10"/>
   </w:num>
-  <w:num w:numId="21" w16cid:durableId="1745952894">
-    <w:abstractNumId w:val="13"/>
-  </w:num>
-  <w:num w:numId="22" w16cid:durableId="22170196">
-    <w:abstractNumId w:val="18"/>
-  </w:num>
-  <w:num w:numId="23" w16cid:durableId="1409425981">
-    <w:abstractNumId w:val="7"/>
-  </w:num>
-  <w:num w:numId="24" w16cid:durableId="1143157733">
-    <w:abstractNumId w:val="24"/>
-  </w:num>
-  <w:num w:numId="25" w16cid:durableId="1378503130">
-    <w:abstractNumId w:val="34"/>
-  </w:num>
-  <w:num w:numId="26" w16cid:durableId="1054620914">
-    <w:abstractNumId w:val="22"/>
-  </w:num>
-  <w:num w:numId="27" w16cid:durableId="1288316742">
-    <w:abstractNumId w:val="31"/>
-  </w:num>
-  <w:num w:numId="28" w16cid:durableId="21370267">
-    <w:abstractNumId w:val="6"/>
-  </w:num>
-  <w:num w:numId="29" w16cid:durableId="1401173491">
-    <w:abstractNumId w:val="9"/>
-  </w:num>
   <w:num w:numId="30" w16cid:durableId="2070762105">
-    <w:abstractNumId w:val="14"/>
+    <w:abstractNumId w:val="15"/>
   </w:num>
   <w:num w:numId="31" w16cid:durableId="576129678">
-    <w:abstractNumId w:val="12"/>
+    <w:abstractNumId w:val="13"/>
   </w:num>
   <w:num w:numId="32" w16cid:durableId="1053231460">
     <w:abstractNumId w:val="0"/>
   </w:num>
   <w:num w:numId="33" w16cid:durableId="1240365231">
-    <w:abstractNumId w:val="16"/>
+    <w:abstractNumId w:val="17"/>
   </w:num>
   <w:num w:numId="34" w16cid:durableId="716514903">
+    <w:abstractNumId w:val="31"/>
+  </w:num>
+  <w:num w:numId="35" w16cid:durableId="261231404">
+    <w:abstractNumId w:val="20"/>
+  </w:num>
+  <w:num w:numId="36" w16cid:durableId="989334417">
     <w:abstractNumId w:val="30"/>
   </w:num>
-  <w:num w:numId="35" w16cid:durableId="261231404">
-    <w:abstractNumId w:val="19"/>
+  <w:num w:numId="37" w16cid:durableId="175266995">
+    <w:abstractNumId w:val="36"/>
   </w:num>
-  <w:num w:numId="36" w16cid:durableId="989334417">
-    <w:abstractNumId w:val="29"/>
-  </w:num>
-  <w:num w:numId="37" w16cid:durableId="175266995">
-    <w:abstractNumId w:val="35"/>
+  <w:num w:numId="38" w16cid:durableId="226183206">
+    <w:abstractNumId w:val="5"/>
   </w:num>
 </w:numbering>
 </file>
@@ -10282,7 +11390,7 @@
   <w:style w:type="paragraph" w:default="1" w:styleId="Normal">
     <w:name w:val="Normal"/>
     <w:qFormat/>
-    <w:rsid w:val="00850B00"/>
+    <w:rsid w:val="0053725C"/>
     <w:rPr>
       <w:rFonts w:ascii="Times New Roman" w:eastAsia="Times New Roman" w:hAnsi="Times New Roman"/>
       <w:sz w:val="24"/>

--- a/PradeepSharma_Resume_v3.docx
+++ b/PradeepSharma_Resume_v3.docx
@@ -235,15 +235,58 @@
     <w:p>
       <w:pPr>
         <w:pStyle w:val="Jobdescription"/>
-        <w:jc w:val="left"/>
+        <w:jc w:val="center"/>
         <w:rPr>
           <w:rStyle w:val="JobdescriptionChar"/>
           <w:rFonts w:ascii="Tahoma" w:eastAsia="Calibri" w:hAnsi="Tahoma" w:cs="Tahoma"/>
-          <w:color w:val="FFFFFF"/>
-          <w:sz w:val="10"/>
-          <w:szCs w:val="10"/>
-        </w:rPr>
-      </w:pPr>
+          <w:color w:val="000000" w:themeColor="text1"/>
+        </w:rPr>
+      </w:pPr>
+      <w:r>
+        <w:rPr>
+          <w:rStyle w:val="JobdescriptionChar"/>
+          <w:rFonts w:ascii="Tahoma" w:eastAsia="Calibri" w:hAnsi="Tahoma" w:cs="Tahoma"/>
+          <w:color w:val="000000" w:themeColor="text1"/>
+          <w:highlight w:val="yellow"/>
+        </w:rPr>
+        <w:t xml:space="preserve">Open for any </w:t>
+      </w:r>
+      <w:r>
+        <w:rPr>
+          <w:rStyle w:val="JobdescriptionChar"/>
+          <w:rFonts w:ascii="Tahoma" w:eastAsia="Calibri" w:hAnsi="Tahoma" w:cs="Tahoma"/>
+          <w:color w:val="000000" w:themeColor="text1"/>
+          <w:highlight w:val="yellow"/>
+        </w:rPr>
+        <w:t>P</w:t>
+      </w:r>
+      <w:r>
+        <w:rPr>
+          <w:rStyle w:val="JobdescriptionChar"/>
+          <w:rFonts w:ascii="Tahoma" w:eastAsia="Calibri" w:hAnsi="Tahoma" w:cs="Tahoma"/>
+          <w:color w:val="000000" w:themeColor="text1"/>
+          <w:highlight w:val="yellow"/>
+        </w:rPr>
+        <w:t xml:space="preserve">osition and </w:t>
+      </w:r>
+      <w:r>
+        <w:rPr>
+          <w:rStyle w:val="JobdescriptionChar"/>
+          <w:rFonts w:ascii="Tahoma" w:eastAsia="Calibri" w:hAnsi="Tahoma" w:cs="Tahoma"/>
+          <w:color w:val="000000" w:themeColor="text1"/>
+          <w:highlight w:val="yellow"/>
+        </w:rPr>
+        <w:t>L</w:t>
+      </w:r>
+      <w:r>
+        <w:rPr>
+          <w:rStyle w:val="JobdescriptionChar"/>
+          <w:rFonts w:ascii="Tahoma" w:eastAsia="Calibri" w:hAnsi="Tahoma" w:cs="Tahoma"/>
+          <w:color w:val="000000" w:themeColor="text1"/>
+          <w:highlight w:val="yellow"/>
+        </w:rPr>
+        <w:t>ocation</w:t>
+      </w:r>
     </w:p>
     <w:p>
       <w:pPr>
@@ -270,8 +313,8 @@
         <w:pStyle w:val="Jobdescription"/>
         <w:rPr>
           <w:rFonts w:ascii="Tahoma" w:hAnsi="Tahoma" w:cs="Tahoma"/>
-          <w:sz w:val="10"/>
-          <w:szCs w:val="10"/>
+          <w:sz w:val="6"/>
+          <w:szCs w:val="6"/>
         </w:rPr>
       </w:pPr>
     </w:p>
@@ -552,8 +595,8 @@
         <w:jc w:val="both"/>
         <w:rPr>
           <w:rFonts w:ascii="Segoe UI" w:hAnsi="Segoe UI" w:cs="Segoe UI"/>
-          <w:sz w:val="10"/>
-          <w:szCs w:val="10"/>
+          <w:sz w:val="6"/>
+          <w:szCs w:val="6"/>
         </w:rPr>
       </w:pPr>
     </w:p>
